--- a/javaPlaywright/docs/2. Handling Elements and Playwright Locator.docx
+++ b/javaPlaywright/docs/2. Handling Elements and Playwright Locator.docx
@@ -108,10 +108,349 @@
       <w:r>
         <w:t xml:space="preserve"> within the typ</w:t>
       </w:r>
+      <w:r>
+        <w:t>e method.</w:t>
+      </w:r>
+    </w:p>
+    <w:p>
+      <w:r>
+        <w:rPr>
+          <w:noProof/>
+        </w:rPr>
+        <w:drawing>
+          <wp:inline distT="0" distB="0" distL="0" distR="0" wp14:anchorId="244869C2" wp14:editId="183082C9">
+            <wp:extent cx="5943600" cy="3098800"/>
+            <wp:effectExtent l="76200" t="76200" r="133350" b="139700"/>
+            <wp:docPr id="1" name="Picture 1"/>
+            <wp:cNvGraphicFramePr>
+              <a:graphicFrameLocks xmlns:a="http://schemas.openxmlformats.org/drawingml/2006/main" noChangeAspect="1"/>
+            </wp:cNvGraphicFramePr>
+            <a:graphic xmlns:a="http://schemas.openxmlformats.org/drawingml/2006/main">
+              <a:graphicData uri="http://schemas.openxmlformats.org/drawingml/2006/picture">
+                <pic:pic xmlns:pic="http://schemas.openxmlformats.org/drawingml/2006/picture">
+                  <pic:nvPicPr>
+                    <pic:cNvPr id="0" name=""/>
+                    <pic:cNvPicPr/>
+                  </pic:nvPicPr>
+                  <pic:blipFill>
+                    <a:blip r:embed="rId6"/>
+                    <a:stretch>
+                      <a:fillRect/>
+                    </a:stretch>
+                  </pic:blipFill>
+                  <pic:spPr>
+                    <a:xfrm>
+                      <a:off x="0" y="0"/>
+                      <a:ext cx="5943600" cy="3098800"/>
+                    </a:xfrm>
+                    <a:prstGeom prst="rect">
+                      <a:avLst/>
+                    </a:prstGeom>
+                    <a:ln w="38100" cap="sq">
+                      <a:solidFill>
+                        <a:srgbClr val="000000"/>
+                      </a:solidFill>
+                      <a:prstDash val="solid"/>
+                      <a:miter lim="800000"/>
+                    </a:ln>
+                    <a:effectLst>
+                      <a:outerShdw blurRad="50800" dist="38100" dir="2700000" algn="tl" rotWithShape="0">
+                        <a:srgbClr val="000000">
+                          <a:alpha val="43000"/>
+                        </a:srgbClr>
+                      </a:outerShdw>
+                    </a:effectLst>
+                  </pic:spPr>
+                </pic:pic>
+              </a:graphicData>
+            </a:graphic>
+          </wp:inline>
+        </w:drawing>
+      </w:r>
+    </w:p>
+    <w:p>
+      <w:r>
+        <w:rPr>
+          <w:sz w:val="40"/>
+          <w:szCs w:val="40"/>
+          <w:highlight w:val="yellow"/>
+        </w:rPr>
+        <w:t>Playwright Record and Play – Test Generator</w:t>
+      </w:r>
+      <w:r>
+        <w:t>:</w:t>
+      </w:r>
+    </w:p>
+    <w:p>
+      <w:hyperlink r:id="rId7" w:history="1">
+        <w:r>
+          <w:rPr>
+            <w:rStyle w:val="Hyperlink"/>
+          </w:rPr>
+          <w:t>https://playwright.dev/java/docs/codegen</w:t>
+        </w:r>
+      </w:hyperlink>
+    </w:p>
+    <w:p>
+      <w:r>
+        <w:rPr>
+          <w:noProof/>
+        </w:rPr>
+        <w:lastRenderedPageBreak/>
+        <w:drawing>
+          <wp:inline distT="0" distB="0" distL="0" distR="0" wp14:anchorId="6D17793A" wp14:editId="48EC0C88">
+            <wp:extent cx="5943600" cy="3788410"/>
+            <wp:effectExtent l="76200" t="76200" r="133350" b="135890"/>
+            <wp:docPr id="2" name="Picture 2"/>
+            <wp:cNvGraphicFramePr>
+              <a:graphicFrameLocks xmlns:a="http://schemas.openxmlformats.org/drawingml/2006/main" noChangeAspect="1"/>
+            </wp:cNvGraphicFramePr>
+            <a:graphic xmlns:a="http://schemas.openxmlformats.org/drawingml/2006/main">
+              <a:graphicData uri="http://schemas.openxmlformats.org/drawingml/2006/picture">
+                <pic:pic xmlns:pic="http://schemas.openxmlformats.org/drawingml/2006/picture">
+                  <pic:nvPicPr>
+                    <pic:cNvPr id="0" name=""/>
+                    <pic:cNvPicPr/>
+                  </pic:nvPicPr>
+                  <pic:blipFill>
+                    <a:blip r:embed="rId8"/>
+                    <a:stretch>
+                      <a:fillRect/>
+                    </a:stretch>
+                  </pic:blipFill>
+                  <pic:spPr>
+                    <a:xfrm>
+                      <a:off x="0" y="0"/>
+                      <a:ext cx="5943600" cy="3788410"/>
+                    </a:xfrm>
+                    <a:prstGeom prst="rect">
+                      <a:avLst/>
+                    </a:prstGeom>
+                    <a:ln w="38100" cap="sq">
+                      <a:solidFill>
+                        <a:srgbClr val="000000"/>
+                      </a:solidFill>
+                      <a:prstDash val="solid"/>
+                      <a:miter lim="800000"/>
+                    </a:ln>
+                    <a:effectLst>
+                      <a:outerShdw blurRad="50800" dist="38100" dir="2700000" algn="tl" rotWithShape="0">
+                        <a:srgbClr val="000000">
+                          <a:alpha val="43000"/>
+                        </a:srgbClr>
+                      </a:outerShdw>
+                    </a:effectLst>
+                  </pic:spPr>
+                </pic:pic>
+              </a:graphicData>
+            </a:graphic>
+          </wp:inline>
+        </w:drawing>
+      </w:r>
+    </w:p>
+    <w:p>
+      <w:r>
+        <w:rPr>
+          <w:b/>
+        </w:rPr>
+        <w:t>Execute the command</w:t>
+      </w:r>
+      <w:r>
+        <w:t xml:space="preserve">: </w:t>
+      </w:r>
+      <w:proofErr w:type="spellStart"/>
+      <w:r>
+        <w:t>mvn</w:t>
+      </w:r>
+      <w:proofErr w:type="spellEnd"/>
+      <w:r>
+        <w:t xml:space="preserve"> </w:t>
+      </w:r>
+      <w:proofErr w:type="spellStart"/>
+      <w:r>
+        <w:t>exec</w:t>
+      </w:r>
+      <w:proofErr w:type="gramStart"/>
+      <w:r>
+        <w:t>:java</w:t>
+      </w:r>
+      <w:proofErr w:type="spellEnd"/>
+      <w:proofErr w:type="gramEnd"/>
+      <w:r>
+        <w:t xml:space="preserve"> -e -D </w:t>
+      </w:r>
+      <w:proofErr w:type="spellStart"/>
+      <w:r>
+        <w:t>exec.mainClass</w:t>
+      </w:r>
+      <w:proofErr w:type="spellEnd"/>
+      <w:r>
+        <w:t>=</w:t>
+      </w:r>
+      <w:proofErr w:type="spellStart"/>
+      <w:r>
+        <w:t>com.microsoft.playwright.CLI</w:t>
+      </w:r>
+      <w:proofErr w:type="spellEnd"/>
+      <w:r>
+        <w:t xml:space="preserve"> -D </w:t>
+      </w:r>
+      <w:proofErr w:type="spellStart"/>
+      <w:r>
+        <w:t>exec.args</w:t>
+      </w:r>
+      <w:proofErr w:type="spellEnd"/>
+      <w:r>
+        <w:t>="</w:t>
+      </w:r>
+      <w:proofErr w:type="spellStart"/>
+      <w:r>
+        <w:t>codegen</w:t>
+      </w:r>
+      <w:proofErr w:type="spellEnd"/>
+      <w:r>
+        <w:t xml:space="preserve"> </w:t>
+      </w:r>
+      <w:proofErr w:type="spellStart"/>
+      <w:r>
+        <w:t>demo.playwright.dev</w:t>
+      </w:r>
+      <w:proofErr w:type="spellEnd"/>
+      <w:r>
+        <w:t>/</w:t>
+      </w:r>
+      <w:proofErr w:type="spellStart"/>
+      <w:r>
+        <w:t>todomvc</w:t>
+      </w:r>
+      <w:proofErr w:type="spellEnd"/>
+      <w:r>
+        <w:t>"</w:t>
+      </w:r>
+    </w:p>
+    <w:p>
+      <w:r>
+        <w:rPr>
+          <w:noProof/>
+        </w:rPr>
+        <w:drawing>
+          <wp:inline distT="0" distB="0" distL="0" distR="0" wp14:anchorId="4CC47987" wp14:editId="7B3E63B3">
+            <wp:extent cx="5943600" cy="1203325"/>
+            <wp:effectExtent l="0" t="0" r="0" b="0"/>
+            <wp:docPr id="4" name="Picture 4"/>
+            <wp:cNvGraphicFramePr>
+              <a:graphicFrameLocks xmlns:a="http://schemas.openxmlformats.org/drawingml/2006/main" noChangeAspect="1"/>
+            </wp:cNvGraphicFramePr>
+            <a:graphic xmlns:a="http://schemas.openxmlformats.org/drawingml/2006/main">
+              <a:graphicData uri="http://schemas.openxmlformats.org/drawingml/2006/picture">
+                <pic:pic xmlns:pic="http://schemas.openxmlformats.org/drawingml/2006/picture">
+                  <pic:nvPicPr>
+                    <pic:cNvPr id="0" name=""/>
+                    <pic:cNvPicPr/>
+                  </pic:nvPicPr>
+                  <pic:blipFill>
+                    <a:blip r:embed="rId9"/>
+                    <a:stretch>
+                      <a:fillRect/>
+                    </a:stretch>
+                  </pic:blipFill>
+                  <pic:spPr>
+                    <a:xfrm>
+                      <a:off x="0" y="0"/>
+                      <a:ext cx="5943600" cy="1203325"/>
+                    </a:xfrm>
+                    <a:prstGeom prst="rect">
+                      <a:avLst/>
+                    </a:prstGeom>
+                  </pic:spPr>
+                </pic:pic>
+              </a:graphicData>
+            </a:graphic>
+          </wp:inline>
+        </w:drawing>
+      </w:r>
+    </w:p>
+    <w:p>
+      <w:r>
+        <w:rPr>
+          <w:noProof/>
+        </w:rPr>
+        <w:lastRenderedPageBreak/>
+        <w:drawing>
+          <wp:inline distT="0" distB="0" distL="0" distR="0" wp14:anchorId="1B6EFCC6" wp14:editId="771D6BC6">
+            <wp:extent cx="5943600" cy="2983230"/>
+            <wp:effectExtent l="76200" t="76200" r="133350" b="140970"/>
+            <wp:docPr id="5" name="Picture 5"/>
+            <wp:cNvGraphicFramePr>
+              <a:graphicFrameLocks xmlns:a="http://schemas.openxmlformats.org/drawingml/2006/main" noChangeAspect="1"/>
+            </wp:cNvGraphicFramePr>
+            <a:graphic xmlns:a="http://schemas.openxmlformats.org/drawingml/2006/main">
+              <a:graphicData uri="http://schemas.openxmlformats.org/drawingml/2006/picture">
+                <pic:pic xmlns:pic="http://schemas.openxmlformats.org/drawingml/2006/picture">
+                  <pic:nvPicPr>
+                    <pic:cNvPr id="0" name=""/>
+                    <pic:cNvPicPr/>
+                  </pic:nvPicPr>
+                  <pic:blipFill>
+                    <a:blip r:embed="rId10"/>
+                    <a:stretch>
+                      <a:fillRect/>
+                    </a:stretch>
+                  </pic:blipFill>
+                  <pic:spPr>
+                    <a:xfrm>
+                      <a:off x="0" y="0"/>
+                      <a:ext cx="5943600" cy="2983230"/>
+                    </a:xfrm>
+                    <a:prstGeom prst="rect">
+                      <a:avLst/>
+                    </a:prstGeom>
+                    <a:ln w="38100" cap="sq">
+                      <a:solidFill>
+                        <a:srgbClr val="000000"/>
+                      </a:solidFill>
+                      <a:prstDash val="solid"/>
+                      <a:miter lim="800000"/>
+                    </a:ln>
+                    <a:effectLst>
+                      <a:outerShdw blurRad="50800" dist="38100" dir="2700000" algn="tl" rotWithShape="0">
+                        <a:srgbClr val="000000">
+                          <a:alpha val="43000"/>
+                        </a:srgbClr>
+                      </a:outerShdw>
+                    </a:effectLst>
+                  </pic:spPr>
+                </pic:pic>
+              </a:graphicData>
+            </a:graphic>
+          </wp:inline>
+        </w:drawing>
+      </w:r>
+    </w:p>
+    <w:p/>
+    <w:p>
       <w:bookmarkStart w:id="0" w:name="_GoBack"/>
       <w:bookmarkEnd w:id="0"/>
       <w:r>
-        <w:t>e method.</w:t>
+        <w:rPr>
+          <w:sz w:val="40"/>
+          <w:szCs w:val="40"/>
+          <w:highlight w:val="yellow"/>
+        </w:rPr>
+        <w:t xml:space="preserve">Handling </w:t>
+      </w:r>
+      <w:proofErr w:type="spellStart"/>
+      <w:r>
+        <w:rPr>
+          <w:sz w:val="40"/>
+          <w:szCs w:val="40"/>
+          <w:highlight w:val="yellow"/>
+        </w:rPr>
+        <w:t>dropdownList</w:t>
+      </w:r>
+      <w:proofErr w:type="spellEnd"/>
+      <w:r>
+        <w:t>:</w:t>
       </w:r>
     </w:p>
     <w:sectPr>
@@ -419,6 +758,47 @@
       <w:contextualSpacing/>
     </w:pPr>
   </w:style>
+  <w:style w:type="paragraph" w:styleId="BalloonText">
+    <w:name w:val="Balloon Text"/>
+    <w:basedOn w:val="Normal"/>
+    <w:link w:val="BalloonTextChar"/>
+    <w:uiPriority w:val="99"/>
+    <w:semiHidden/>
+    <w:unhideWhenUsed/>
+    <w:rsid w:val="00007E21"/>
+    <w:pPr>
+      <w:spacing w:after="0" w:line="240" w:lineRule="auto"/>
+    </w:pPr>
+    <w:rPr>
+      <w:rFonts w:ascii="Tahoma" w:hAnsi="Tahoma" w:cs="Tahoma"/>
+      <w:sz w:val="16"/>
+      <w:szCs w:val="16"/>
+    </w:rPr>
+  </w:style>
+  <w:style w:type="character" w:customStyle="1" w:styleId="BalloonTextChar">
+    <w:name w:val="Balloon Text Char"/>
+    <w:basedOn w:val="DefaultParagraphFont"/>
+    <w:link w:val="BalloonText"/>
+    <w:uiPriority w:val="99"/>
+    <w:semiHidden/>
+    <w:rsid w:val="00007E21"/>
+    <w:rPr>
+      <w:rFonts w:ascii="Tahoma" w:hAnsi="Tahoma" w:cs="Tahoma"/>
+      <w:sz w:val="16"/>
+      <w:szCs w:val="16"/>
+    </w:rPr>
+  </w:style>
+  <w:style w:type="character" w:styleId="Hyperlink">
+    <w:name w:val="Hyperlink"/>
+    <w:basedOn w:val="DefaultParagraphFont"/>
+    <w:uiPriority w:val="99"/>
+    <w:unhideWhenUsed/>
+    <w:rsid w:val="00534678"/>
+    <w:rPr>
+      <w:color w:val="0000FF" w:themeColor="hyperlink"/>
+      <w:u w:val="single"/>
+    </w:rPr>
+  </w:style>
 </w:styles>
 </file>
 
@@ -619,6 +999,47 @@
       <w:ind w:left="720"/>
       <w:contextualSpacing/>
     </w:pPr>
+  </w:style>
+  <w:style w:type="paragraph" w:styleId="BalloonText">
+    <w:name w:val="Balloon Text"/>
+    <w:basedOn w:val="Normal"/>
+    <w:link w:val="BalloonTextChar"/>
+    <w:uiPriority w:val="99"/>
+    <w:semiHidden/>
+    <w:unhideWhenUsed/>
+    <w:rsid w:val="00007E21"/>
+    <w:pPr>
+      <w:spacing w:after="0" w:line="240" w:lineRule="auto"/>
+    </w:pPr>
+    <w:rPr>
+      <w:rFonts w:ascii="Tahoma" w:hAnsi="Tahoma" w:cs="Tahoma"/>
+      <w:sz w:val="16"/>
+      <w:szCs w:val="16"/>
+    </w:rPr>
+  </w:style>
+  <w:style w:type="character" w:customStyle="1" w:styleId="BalloonTextChar">
+    <w:name w:val="Balloon Text Char"/>
+    <w:basedOn w:val="DefaultParagraphFont"/>
+    <w:link w:val="BalloonText"/>
+    <w:uiPriority w:val="99"/>
+    <w:semiHidden/>
+    <w:rsid w:val="00007E21"/>
+    <w:rPr>
+      <w:rFonts w:ascii="Tahoma" w:hAnsi="Tahoma" w:cs="Tahoma"/>
+      <w:sz w:val="16"/>
+      <w:szCs w:val="16"/>
+    </w:rPr>
+  </w:style>
+  <w:style w:type="character" w:styleId="Hyperlink">
+    <w:name w:val="Hyperlink"/>
+    <w:basedOn w:val="DefaultParagraphFont"/>
+    <w:uiPriority w:val="99"/>
+    <w:unhideWhenUsed/>
+    <w:rsid w:val="00534678"/>
+    <w:rPr>
+      <w:color w:val="0000FF" w:themeColor="hyperlink"/>
+      <w:u w:val="single"/>
+    </w:rPr>
   </w:style>
 </w:styles>
 </file>

--- a/javaPlaywright/docs/2. Handling Elements and Playwright Locator.docx
+++ b/javaPlaywright/docs/2. Handling Elements and Playwright Locator.docx
@@ -429,8 +429,6 @@
     </w:p>
     <w:p/>
     <w:p>
-      <w:bookmarkStart w:id="0" w:name="_GoBack"/>
-      <w:bookmarkEnd w:id="0"/>
       <w:r>
         <w:rPr>
           <w:sz w:val="40"/>
@@ -453,6 +451,341 @@
         <w:t>:</w:t>
       </w:r>
     </w:p>
+    <w:p>
+      <w:r>
+        <w:t>We can select element from dropdown box using value, index and text.</w:t>
+      </w:r>
+    </w:p>
+    <w:p>
+      <w:r>
+        <w:rPr>
+          <w:noProof/>
+        </w:rPr>
+        <w:drawing>
+          <wp:inline distT="0" distB="0" distL="0" distR="0" wp14:anchorId="3839CEB2" wp14:editId="5AD2D2CB">
+            <wp:extent cx="5943600" cy="3378835"/>
+            <wp:effectExtent l="76200" t="76200" r="133350" b="126365"/>
+            <wp:docPr id="3" name="Picture 3"/>
+            <wp:cNvGraphicFramePr>
+              <a:graphicFrameLocks xmlns:a="http://schemas.openxmlformats.org/drawingml/2006/main" noChangeAspect="1"/>
+            </wp:cNvGraphicFramePr>
+            <a:graphic xmlns:a="http://schemas.openxmlformats.org/drawingml/2006/main">
+              <a:graphicData uri="http://schemas.openxmlformats.org/drawingml/2006/picture">
+                <pic:pic xmlns:pic="http://schemas.openxmlformats.org/drawingml/2006/picture">
+                  <pic:nvPicPr>
+                    <pic:cNvPr id="0" name=""/>
+                    <pic:cNvPicPr/>
+                  </pic:nvPicPr>
+                  <pic:blipFill>
+                    <a:blip r:embed="rId11"/>
+                    <a:stretch>
+                      <a:fillRect/>
+                    </a:stretch>
+                  </pic:blipFill>
+                  <pic:spPr>
+                    <a:xfrm>
+                      <a:off x="0" y="0"/>
+                      <a:ext cx="5943600" cy="3378835"/>
+                    </a:xfrm>
+                    <a:prstGeom prst="rect">
+                      <a:avLst/>
+                    </a:prstGeom>
+                    <a:ln w="38100" cap="sq">
+                      <a:solidFill>
+                        <a:srgbClr val="000000"/>
+                      </a:solidFill>
+                      <a:prstDash val="solid"/>
+                      <a:miter lim="800000"/>
+                    </a:ln>
+                    <a:effectLst>
+                      <a:outerShdw blurRad="50800" dist="38100" dir="2700000" algn="tl" rotWithShape="0">
+                        <a:srgbClr val="000000">
+                          <a:alpha val="43000"/>
+                        </a:srgbClr>
+                      </a:outerShdw>
+                    </a:effectLst>
+                  </pic:spPr>
+                </pic:pic>
+              </a:graphicData>
+            </a:graphic>
+          </wp:inline>
+        </w:drawing>
+      </w:r>
+    </w:p>
+    <w:p>
+      <w:r>
+        <w:rPr>
+          <w:sz w:val="40"/>
+          <w:szCs w:val="40"/>
+          <w:highlight w:val="yellow"/>
+        </w:rPr>
+        <w:lastRenderedPageBreak/>
+        <w:t>Handling Links</w:t>
+      </w:r>
+      <w:r>
+        <w:t>:</w:t>
+      </w:r>
+    </w:p>
+    <w:p>
+      <w:r>
+        <w:t>Here we grab the list of object in locator class and iterate through it.</w:t>
+      </w:r>
+    </w:p>
+    <w:p>
+      <w:r>
+        <w:rPr>
+          <w:noProof/>
+        </w:rPr>
+        <w:drawing>
+          <wp:inline distT="0" distB="0" distL="0" distR="0" wp14:anchorId="001A7A40" wp14:editId="67AF0207">
+            <wp:extent cx="5943600" cy="4610735"/>
+            <wp:effectExtent l="76200" t="76200" r="133350" b="132715"/>
+            <wp:docPr id="6" name="Picture 6"/>
+            <wp:cNvGraphicFramePr>
+              <a:graphicFrameLocks xmlns:a="http://schemas.openxmlformats.org/drawingml/2006/main" noChangeAspect="1"/>
+            </wp:cNvGraphicFramePr>
+            <a:graphic xmlns:a="http://schemas.openxmlformats.org/drawingml/2006/main">
+              <a:graphicData uri="http://schemas.openxmlformats.org/drawingml/2006/picture">
+                <pic:pic xmlns:pic="http://schemas.openxmlformats.org/drawingml/2006/picture">
+                  <pic:nvPicPr>
+                    <pic:cNvPr id="0" name=""/>
+                    <pic:cNvPicPr/>
+                  </pic:nvPicPr>
+                  <pic:blipFill>
+                    <a:blip r:embed="rId12"/>
+                    <a:stretch>
+                      <a:fillRect/>
+                    </a:stretch>
+                  </pic:blipFill>
+                  <pic:spPr>
+                    <a:xfrm>
+                      <a:off x="0" y="0"/>
+                      <a:ext cx="5943600" cy="4610735"/>
+                    </a:xfrm>
+                    <a:prstGeom prst="rect">
+                      <a:avLst/>
+                    </a:prstGeom>
+                    <a:ln w="38100" cap="sq">
+                      <a:solidFill>
+                        <a:srgbClr val="000000"/>
+                      </a:solidFill>
+                      <a:prstDash val="solid"/>
+                      <a:miter lim="800000"/>
+                    </a:ln>
+                    <a:effectLst>
+                      <a:outerShdw blurRad="50800" dist="38100" dir="2700000" algn="tl" rotWithShape="0">
+                        <a:srgbClr val="000000">
+                          <a:alpha val="43000"/>
+                        </a:srgbClr>
+                      </a:outerShdw>
+                    </a:effectLst>
+                  </pic:spPr>
+                </pic:pic>
+              </a:graphicData>
+            </a:graphic>
+          </wp:inline>
+        </w:drawing>
+      </w:r>
+    </w:p>
+    <w:p>
+      <w:pPr>
+        <w:rPr>
+          <w:sz w:val="40"/>
+          <w:szCs w:val="40"/>
+          <w:highlight w:val="yellow"/>
+        </w:rPr>
+      </w:pPr>
+    </w:p>
+    <w:p>
+      <w:pPr>
+        <w:rPr>
+          <w:sz w:val="40"/>
+          <w:szCs w:val="40"/>
+          <w:highlight w:val="yellow"/>
+        </w:rPr>
+      </w:pPr>
+    </w:p>
+    <w:p>
+      <w:pPr>
+        <w:rPr>
+          <w:sz w:val="40"/>
+          <w:szCs w:val="40"/>
+          <w:highlight w:val="yellow"/>
+        </w:rPr>
+      </w:pPr>
+    </w:p>
+    <w:p>
+      <w:pPr>
+        <w:rPr>
+          <w:sz w:val="40"/>
+          <w:szCs w:val="40"/>
+          <w:highlight w:val="yellow"/>
+        </w:rPr>
+      </w:pPr>
+    </w:p>
+    <w:p>
+      <w:pPr>
+        <w:rPr>
+          <w:sz w:val="40"/>
+          <w:szCs w:val="40"/>
+          <w:highlight w:val="yellow"/>
+        </w:rPr>
+      </w:pPr>
+    </w:p>
+    <w:p>
+      <w:r>
+        <w:rPr>
+          <w:sz w:val="40"/>
+          <w:szCs w:val="40"/>
+          <w:highlight w:val="yellow"/>
+        </w:rPr>
+        <w:lastRenderedPageBreak/>
+        <w:t>Handling checkboxes</w:t>
+      </w:r>
+      <w:r>
+        <w:t>:</w:t>
+      </w:r>
+    </w:p>
+    <w:p>
+      <w:r>
+        <w:rPr>
+          <w:noProof/>
+        </w:rPr>
+        <w:drawing>
+          <wp:inline distT="0" distB="0" distL="0" distR="0" wp14:anchorId="7E2D7D41" wp14:editId="16514B19">
+            <wp:extent cx="5943600" cy="4279900"/>
+            <wp:effectExtent l="76200" t="76200" r="133350" b="139700"/>
+            <wp:docPr id="7" name="Picture 7"/>
+            <wp:cNvGraphicFramePr>
+              <a:graphicFrameLocks xmlns:a="http://schemas.openxmlformats.org/drawingml/2006/main" noChangeAspect="1"/>
+            </wp:cNvGraphicFramePr>
+            <a:graphic xmlns:a="http://schemas.openxmlformats.org/drawingml/2006/main">
+              <a:graphicData uri="http://schemas.openxmlformats.org/drawingml/2006/picture">
+                <pic:pic xmlns:pic="http://schemas.openxmlformats.org/drawingml/2006/picture">
+                  <pic:nvPicPr>
+                    <pic:cNvPr id="0" name=""/>
+                    <pic:cNvPicPr/>
+                  </pic:nvPicPr>
+                  <pic:blipFill>
+                    <a:blip r:embed="rId13"/>
+                    <a:stretch>
+                      <a:fillRect/>
+                    </a:stretch>
+                  </pic:blipFill>
+                  <pic:spPr>
+                    <a:xfrm>
+                      <a:off x="0" y="0"/>
+                      <a:ext cx="5943600" cy="4279900"/>
+                    </a:xfrm>
+                    <a:prstGeom prst="rect">
+                      <a:avLst/>
+                    </a:prstGeom>
+                    <a:ln w="38100" cap="sq">
+                      <a:solidFill>
+                        <a:srgbClr val="000000"/>
+                      </a:solidFill>
+                      <a:prstDash val="solid"/>
+                      <a:miter lim="800000"/>
+                    </a:ln>
+                    <a:effectLst>
+                      <a:outerShdw blurRad="50800" dist="38100" dir="2700000" algn="tl" rotWithShape="0">
+                        <a:srgbClr val="000000">
+                          <a:alpha val="43000"/>
+                        </a:srgbClr>
+                      </a:outerShdw>
+                    </a:effectLst>
+                  </pic:spPr>
+                </pic:pic>
+              </a:graphicData>
+            </a:graphic>
+          </wp:inline>
+        </w:drawing>
+      </w:r>
+    </w:p>
+    <w:p/>
+    <w:p/>
+    <w:p/>
+    <w:p/>
+    <w:p/>
+    <w:p/>
+    <w:p/>
+    <w:p/>
+    <w:p/>
+    <w:p/>
+    <w:p>
+      <w:r>
+        <w:rPr>
+          <w:sz w:val="40"/>
+          <w:szCs w:val="40"/>
+          <w:highlight w:val="yellow"/>
+        </w:rPr>
+        <w:lastRenderedPageBreak/>
+        <w:t>Handling alerts</w:t>
+      </w:r>
+      <w:r>
+        <w:t>:</w:t>
+      </w:r>
+    </w:p>
+    <w:p>
+      <w:bookmarkStart w:id="0" w:name="_GoBack"/>
+      <w:r>
+        <w:rPr>
+          <w:noProof/>
+        </w:rPr>
+        <w:drawing>
+          <wp:inline distT="0" distB="0" distL="0" distR="0" wp14:anchorId="27C55853" wp14:editId="42E9DB15">
+            <wp:extent cx="5943600" cy="4554220"/>
+            <wp:effectExtent l="76200" t="76200" r="133350" b="132080"/>
+            <wp:docPr id="8" name="Picture 8"/>
+            <wp:cNvGraphicFramePr>
+              <a:graphicFrameLocks xmlns:a="http://schemas.openxmlformats.org/drawingml/2006/main" noChangeAspect="1"/>
+            </wp:cNvGraphicFramePr>
+            <a:graphic xmlns:a="http://schemas.openxmlformats.org/drawingml/2006/main">
+              <a:graphicData uri="http://schemas.openxmlformats.org/drawingml/2006/picture">
+                <pic:pic xmlns:pic="http://schemas.openxmlformats.org/drawingml/2006/picture">
+                  <pic:nvPicPr>
+                    <pic:cNvPr id="0" name=""/>
+                    <pic:cNvPicPr/>
+                  </pic:nvPicPr>
+                  <pic:blipFill>
+                    <a:blip r:embed="rId14"/>
+                    <a:stretch>
+                      <a:fillRect/>
+                    </a:stretch>
+                  </pic:blipFill>
+                  <pic:spPr>
+                    <a:xfrm>
+                      <a:off x="0" y="0"/>
+                      <a:ext cx="5943600" cy="4554220"/>
+                    </a:xfrm>
+                    <a:prstGeom prst="rect">
+                      <a:avLst/>
+                    </a:prstGeom>
+                    <a:ln w="38100" cap="sq">
+                      <a:solidFill>
+                        <a:srgbClr val="000000"/>
+                      </a:solidFill>
+                      <a:prstDash val="solid"/>
+                      <a:miter lim="800000"/>
+                    </a:ln>
+                    <a:effectLst>
+                      <a:outerShdw blurRad="50800" dist="38100" dir="2700000" algn="tl" rotWithShape="0">
+                        <a:srgbClr val="000000">
+                          <a:alpha val="43000"/>
+                        </a:srgbClr>
+                      </a:outerShdw>
+                    </a:effectLst>
+                  </pic:spPr>
+                </pic:pic>
+              </a:graphicData>
+            </a:graphic>
+          </wp:inline>
+        </w:drawing>
+      </w:r>
+      <w:bookmarkEnd w:id="0"/>
+    </w:p>
+    <w:p/>
+    <w:p/>
     <w:sectPr>
       <w:pgSz w:w="12240" w:h="15840"/>
       <w:pgMar w:top="1440" w:right="1440" w:bottom="1440" w:left="1440" w:header="720" w:footer="720" w:gutter="0"/>

--- a/javaPlaywright/docs/2. Handling Elements and Playwright Locator.docx
+++ b/javaPlaywright/docs/2. Handling Elements and Playwright Locator.docx
@@ -727,7 +727,6 @@
       </w:r>
     </w:p>
     <w:p>
-      <w:bookmarkStart w:id="0" w:name="_GoBack"/>
       <w:r>
         <w:rPr>
           <w:noProof/>
@@ -782,10 +781,604 @@
           </wp:inline>
         </w:drawing>
       </w:r>
+    </w:p>
+    <w:p>
+      <w:pPr>
+        <w:rPr>
+          <w:sz w:val="40"/>
+          <w:szCs w:val="40"/>
+          <w:highlight w:val="yellow"/>
+        </w:rPr>
+      </w:pPr>
+    </w:p>
+    <w:p>
+      <w:pPr>
+        <w:rPr>
+          <w:sz w:val="40"/>
+          <w:szCs w:val="40"/>
+          <w:highlight w:val="yellow"/>
+        </w:rPr>
+      </w:pPr>
+    </w:p>
+    <w:p>
+      <w:pPr>
+        <w:rPr>
+          <w:sz w:val="40"/>
+          <w:szCs w:val="40"/>
+          <w:highlight w:val="yellow"/>
+        </w:rPr>
+      </w:pPr>
+    </w:p>
+    <w:p>
+      <w:pPr>
+        <w:rPr>
+          <w:sz w:val="40"/>
+          <w:szCs w:val="40"/>
+          <w:highlight w:val="yellow"/>
+        </w:rPr>
+      </w:pPr>
+    </w:p>
+    <w:p>
+      <w:pPr>
+        <w:rPr>
+          <w:sz w:val="40"/>
+          <w:szCs w:val="40"/>
+          <w:highlight w:val="yellow"/>
+        </w:rPr>
+      </w:pPr>
+    </w:p>
+    <w:p>
+      <w:pPr>
+        <w:rPr>
+          <w:sz w:val="40"/>
+          <w:szCs w:val="40"/>
+          <w:highlight w:val="yellow"/>
+        </w:rPr>
+      </w:pPr>
+    </w:p>
+    <w:p>
+      <w:r>
+        <w:rPr>
+          <w:sz w:val="40"/>
+          <w:szCs w:val="40"/>
+          <w:highlight w:val="yellow"/>
+        </w:rPr>
+        <w:lastRenderedPageBreak/>
+        <w:t>Handling frames</w:t>
+      </w:r>
+      <w:r>
+        <w:t>:</w:t>
+      </w:r>
+    </w:p>
+    <w:p>
+      <w:r>
+        <w:rPr>
+          <w:noProof/>
+        </w:rPr>
+        <w:drawing>
+          <wp:inline distT="0" distB="0" distL="0" distR="0" wp14:anchorId="79A5E1BE" wp14:editId="768BEE06">
+            <wp:extent cx="5943600" cy="4768850"/>
+            <wp:effectExtent l="76200" t="76200" r="133350" b="127000"/>
+            <wp:docPr id="9" name="Picture 9"/>
+            <wp:cNvGraphicFramePr>
+              <a:graphicFrameLocks xmlns:a="http://schemas.openxmlformats.org/drawingml/2006/main" noChangeAspect="1"/>
+            </wp:cNvGraphicFramePr>
+            <a:graphic xmlns:a="http://schemas.openxmlformats.org/drawingml/2006/main">
+              <a:graphicData uri="http://schemas.openxmlformats.org/drawingml/2006/picture">
+                <pic:pic xmlns:pic="http://schemas.openxmlformats.org/drawingml/2006/picture">
+                  <pic:nvPicPr>
+                    <pic:cNvPr id="0" name=""/>
+                    <pic:cNvPicPr/>
+                  </pic:nvPicPr>
+                  <pic:blipFill>
+                    <a:blip r:embed="rId15"/>
+                    <a:stretch>
+                      <a:fillRect/>
+                    </a:stretch>
+                  </pic:blipFill>
+                  <pic:spPr>
+                    <a:xfrm>
+                      <a:off x="0" y="0"/>
+                      <a:ext cx="5943600" cy="4768850"/>
+                    </a:xfrm>
+                    <a:prstGeom prst="rect">
+                      <a:avLst/>
+                    </a:prstGeom>
+                    <a:ln w="38100" cap="sq">
+                      <a:solidFill>
+                        <a:srgbClr val="000000"/>
+                      </a:solidFill>
+                      <a:prstDash val="solid"/>
+                      <a:miter lim="800000"/>
+                    </a:ln>
+                    <a:effectLst>
+                      <a:outerShdw blurRad="50800" dist="38100" dir="2700000" algn="tl" rotWithShape="0">
+                        <a:srgbClr val="000000">
+                          <a:alpha val="43000"/>
+                        </a:srgbClr>
+                      </a:outerShdw>
+                    </a:effectLst>
+                  </pic:spPr>
+                </pic:pic>
+              </a:graphicData>
+            </a:graphic>
+          </wp:inline>
+        </w:drawing>
+      </w:r>
+    </w:p>
+    <w:p/>
+    <w:p/>
+    <w:p/>
+    <w:p/>
+    <w:p/>
+    <w:p/>
+    <w:p/>
+    <w:p/>
+    <w:p>
+      <w:r>
+        <w:rPr>
+          <w:sz w:val="40"/>
+          <w:szCs w:val="40"/>
+          <w:highlight w:val="yellow"/>
+        </w:rPr>
+        <w:lastRenderedPageBreak/>
+        <w:t>Handling tabs and popups</w:t>
+      </w:r>
+      <w:r>
+        <w:t>:</w:t>
+      </w:r>
+    </w:p>
+    <w:p>
+      <w:r>
+        <w:rPr>
+          <w:noProof/>
+        </w:rPr>
+        <w:drawing>
+          <wp:inline distT="0" distB="0" distL="0" distR="0" wp14:anchorId="0BC78C94" wp14:editId="28AF9687">
+            <wp:extent cx="5943600" cy="4234815"/>
+            <wp:effectExtent l="76200" t="76200" r="133350" b="127635"/>
+            <wp:docPr id="10" name="Picture 10"/>
+            <wp:cNvGraphicFramePr>
+              <a:graphicFrameLocks xmlns:a="http://schemas.openxmlformats.org/drawingml/2006/main" noChangeAspect="1"/>
+            </wp:cNvGraphicFramePr>
+            <a:graphic xmlns:a="http://schemas.openxmlformats.org/drawingml/2006/main">
+              <a:graphicData uri="http://schemas.openxmlformats.org/drawingml/2006/picture">
+                <pic:pic xmlns:pic="http://schemas.openxmlformats.org/drawingml/2006/picture">
+                  <pic:nvPicPr>
+                    <pic:cNvPr id="0" name=""/>
+                    <pic:cNvPicPr/>
+                  </pic:nvPicPr>
+                  <pic:blipFill>
+                    <a:blip r:embed="rId16"/>
+                    <a:stretch>
+                      <a:fillRect/>
+                    </a:stretch>
+                  </pic:blipFill>
+                  <pic:spPr>
+                    <a:xfrm>
+                      <a:off x="0" y="0"/>
+                      <a:ext cx="5943600" cy="4234815"/>
+                    </a:xfrm>
+                    <a:prstGeom prst="rect">
+                      <a:avLst/>
+                    </a:prstGeom>
+                    <a:ln w="38100" cap="sq">
+                      <a:solidFill>
+                        <a:srgbClr val="000000"/>
+                      </a:solidFill>
+                      <a:prstDash val="solid"/>
+                      <a:miter lim="800000"/>
+                    </a:ln>
+                    <a:effectLst>
+                      <a:outerShdw blurRad="50800" dist="38100" dir="2700000" algn="tl" rotWithShape="0">
+                        <a:srgbClr val="000000">
+                          <a:alpha val="43000"/>
+                        </a:srgbClr>
+                      </a:outerShdw>
+                    </a:effectLst>
+                  </pic:spPr>
+                </pic:pic>
+              </a:graphicData>
+            </a:graphic>
+          </wp:inline>
+        </w:drawing>
+      </w:r>
+    </w:p>
+    <w:p/>
+    <w:p/>
+    <w:p/>
+    <w:p/>
+    <w:p/>
+    <w:p/>
+    <w:p/>
+    <w:p/>
+    <w:p/>
+    <w:p/>
+    <w:p>
+      <w:r>
+        <w:rPr>
+          <w:sz w:val="40"/>
+          <w:szCs w:val="40"/>
+          <w:highlight w:val="yellow"/>
+        </w:rPr>
+        <w:lastRenderedPageBreak/>
+        <w:t>Mouse Hover</w:t>
+      </w:r>
+      <w:r>
+        <w:t>:</w:t>
+      </w:r>
+    </w:p>
+    <w:p>
+      <w:r>
+        <w:rPr>
+          <w:noProof/>
+        </w:rPr>
+        <w:drawing>
+          <wp:inline distT="0" distB="0" distL="0" distR="0" wp14:anchorId="7D756337" wp14:editId="68108F7F">
+            <wp:extent cx="5943600" cy="3498215"/>
+            <wp:effectExtent l="76200" t="76200" r="133350" b="140335"/>
+            <wp:docPr id="11" name="Picture 11"/>
+            <wp:cNvGraphicFramePr>
+              <a:graphicFrameLocks xmlns:a="http://schemas.openxmlformats.org/drawingml/2006/main" noChangeAspect="1"/>
+            </wp:cNvGraphicFramePr>
+            <a:graphic xmlns:a="http://schemas.openxmlformats.org/drawingml/2006/main">
+              <a:graphicData uri="http://schemas.openxmlformats.org/drawingml/2006/picture">
+                <pic:pic xmlns:pic="http://schemas.openxmlformats.org/drawingml/2006/picture">
+                  <pic:nvPicPr>
+                    <pic:cNvPr id="0" name=""/>
+                    <pic:cNvPicPr/>
+                  </pic:nvPicPr>
+                  <pic:blipFill>
+                    <a:blip r:embed="rId17"/>
+                    <a:stretch>
+                      <a:fillRect/>
+                    </a:stretch>
+                  </pic:blipFill>
+                  <pic:spPr>
+                    <a:xfrm>
+                      <a:off x="0" y="0"/>
+                      <a:ext cx="5943600" cy="3498215"/>
+                    </a:xfrm>
+                    <a:prstGeom prst="rect">
+                      <a:avLst/>
+                    </a:prstGeom>
+                    <a:ln w="38100" cap="sq">
+                      <a:solidFill>
+                        <a:srgbClr val="000000"/>
+                      </a:solidFill>
+                      <a:prstDash val="solid"/>
+                      <a:miter lim="800000"/>
+                    </a:ln>
+                    <a:effectLst>
+                      <a:outerShdw blurRad="50800" dist="38100" dir="2700000" algn="tl" rotWithShape="0">
+                        <a:srgbClr val="000000">
+                          <a:alpha val="43000"/>
+                        </a:srgbClr>
+                      </a:outerShdw>
+                    </a:effectLst>
+                  </pic:spPr>
+                </pic:pic>
+              </a:graphicData>
+            </a:graphic>
+          </wp:inline>
+        </w:drawing>
+      </w:r>
+    </w:p>
+    <w:p/>
+    <w:p/>
+    <w:p/>
+    <w:p/>
+    <w:p/>
+    <w:p/>
+    <w:p/>
+    <w:p/>
+    <w:p/>
+    <w:p/>
+    <w:p/>
+    <w:p/>
+    <w:p>
+      <w:r>
+        <w:rPr>
+          <w:sz w:val="40"/>
+          <w:szCs w:val="40"/>
+          <w:highlight w:val="yellow"/>
+        </w:rPr>
+        <w:lastRenderedPageBreak/>
+        <w:t>Handling shadow elements</w:t>
+      </w:r>
+      <w:r>
+        <w:t>:</w:t>
+      </w:r>
+    </w:p>
+    <w:p>
+      <w:r>
+        <w:rPr>
+          <w:noProof/>
+        </w:rPr>
+        <w:drawing>
+          <wp:inline distT="0" distB="0" distL="0" distR="0" wp14:anchorId="68099B28" wp14:editId="7159BE9A">
+            <wp:extent cx="5943600" cy="3465830"/>
+            <wp:effectExtent l="76200" t="76200" r="133350" b="134620"/>
+            <wp:docPr id="12" name="Picture 12"/>
+            <wp:cNvGraphicFramePr>
+              <a:graphicFrameLocks xmlns:a="http://schemas.openxmlformats.org/drawingml/2006/main" noChangeAspect="1"/>
+            </wp:cNvGraphicFramePr>
+            <a:graphic xmlns:a="http://schemas.openxmlformats.org/drawingml/2006/main">
+              <a:graphicData uri="http://schemas.openxmlformats.org/drawingml/2006/picture">
+                <pic:pic xmlns:pic="http://schemas.openxmlformats.org/drawingml/2006/picture">
+                  <pic:nvPicPr>
+                    <pic:cNvPr id="0" name=""/>
+                    <pic:cNvPicPr/>
+                  </pic:nvPicPr>
+                  <pic:blipFill>
+                    <a:blip r:embed="rId18"/>
+                    <a:stretch>
+                      <a:fillRect/>
+                    </a:stretch>
+                  </pic:blipFill>
+                  <pic:spPr>
+                    <a:xfrm>
+                      <a:off x="0" y="0"/>
+                      <a:ext cx="5943600" cy="3465830"/>
+                    </a:xfrm>
+                    <a:prstGeom prst="rect">
+                      <a:avLst/>
+                    </a:prstGeom>
+                    <a:ln w="38100" cap="sq">
+                      <a:solidFill>
+                        <a:srgbClr val="000000"/>
+                      </a:solidFill>
+                      <a:prstDash val="solid"/>
+                      <a:miter lim="800000"/>
+                    </a:ln>
+                    <a:effectLst>
+                      <a:outerShdw blurRad="50800" dist="38100" dir="2700000" algn="tl" rotWithShape="0">
+                        <a:srgbClr val="000000">
+                          <a:alpha val="43000"/>
+                        </a:srgbClr>
+                      </a:outerShdw>
+                    </a:effectLst>
+                  </pic:spPr>
+                </pic:pic>
+              </a:graphicData>
+            </a:graphic>
+          </wp:inline>
+        </w:drawing>
+      </w:r>
+    </w:p>
+    <w:p/>
+    <w:p>
+      <w:pPr>
+        <w:rPr>
+          <w:sz w:val="40"/>
+          <w:szCs w:val="40"/>
+          <w:highlight w:val="yellow"/>
+        </w:rPr>
+      </w:pPr>
+    </w:p>
+    <w:p>
+      <w:pPr>
+        <w:rPr>
+          <w:sz w:val="40"/>
+          <w:szCs w:val="40"/>
+          <w:highlight w:val="yellow"/>
+        </w:rPr>
+      </w:pPr>
+    </w:p>
+    <w:p>
+      <w:pPr>
+        <w:rPr>
+          <w:sz w:val="40"/>
+          <w:szCs w:val="40"/>
+          <w:highlight w:val="yellow"/>
+        </w:rPr>
+      </w:pPr>
+    </w:p>
+    <w:p>
+      <w:pPr>
+        <w:rPr>
+          <w:sz w:val="40"/>
+          <w:szCs w:val="40"/>
+          <w:highlight w:val="yellow"/>
+        </w:rPr>
+      </w:pPr>
+    </w:p>
+    <w:p>
+      <w:pPr>
+        <w:rPr>
+          <w:sz w:val="40"/>
+          <w:szCs w:val="40"/>
+          <w:highlight w:val="yellow"/>
+        </w:rPr>
+      </w:pPr>
+    </w:p>
+    <w:p>
+      <w:pPr>
+        <w:rPr>
+          <w:sz w:val="40"/>
+          <w:szCs w:val="40"/>
+          <w:highlight w:val="yellow"/>
+        </w:rPr>
+      </w:pPr>
+    </w:p>
+    <w:p>
+      <w:pPr>
+        <w:rPr>
+          <w:sz w:val="40"/>
+          <w:szCs w:val="40"/>
+          <w:highlight w:val="yellow"/>
+        </w:rPr>
+      </w:pPr>
+    </w:p>
+    <w:p>
+      <w:r>
+        <w:rPr>
+          <w:sz w:val="40"/>
+          <w:szCs w:val="40"/>
+          <w:highlight w:val="yellow"/>
+        </w:rPr>
+        <w:lastRenderedPageBreak/>
+        <w:t xml:space="preserve">Executing </w:t>
+      </w:r>
+      <w:proofErr w:type="spellStart"/>
+      <w:r>
+        <w:rPr>
+          <w:sz w:val="40"/>
+          <w:szCs w:val="40"/>
+          <w:highlight w:val="yellow"/>
+        </w:rPr>
+        <w:t>Javascript</w:t>
+      </w:r>
+      <w:proofErr w:type="spellEnd"/>
+      <w:r>
+        <w:rPr>
+          <w:sz w:val="40"/>
+          <w:szCs w:val="40"/>
+          <w:highlight w:val="yellow"/>
+        </w:rPr>
+        <w:t xml:space="preserve"> code</w:t>
+      </w:r>
+      <w:r>
+        <w:t>:</w:t>
+      </w:r>
+    </w:p>
+    <w:p>
+      <w:r>
+        <w:rPr>
+          <w:noProof/>
+        </w:rPr>
+        <w:drawing>
+          <wp:inline distT="0" distB="0" distL="0" distR="0" wp14:anchorId="74863FD0" wp14:editId="07DA6355">
+            <wp:extent cx="5943600" cy="4528185"/>
+            <wp:effectExtent l="76200" t="76200" r="133350" b="139065"/>
+            <wp:docPr id="13" name="Picture 13"/>
+            <wp:cNvGraphicFramePr>
+              <a:graphicFrameLocks xmlns:a="http://schemas.openxmlformats.org/drawingml/2006/main" noChangeAspect="1"/>
+            </wp:cNvGraphicFramePr>
+            <a:graphic xmlns:a="http://schemas.openxmlformats.org/drawingml/2006/main">
+              <a:graphicData uri="http://schemas.openxmlformats.org/drawingml/2006/picture">
+                <pic:pic xmlns:pic="http://schemas.openxmlformats.org/drawingml/2006/picture">
+                  <pic:nvPicPr>
+                    <pic:cNvPr id="0" name=""/>
+                    <pic:cNvPicPr/>
+                  </pic:nvPicPr>
+                  <pic:blipFill>
+                    <a:blip r:embed="rId19"/>
+                    <a:stretch>
+                      <a:fillRect/>
+                    </a:stretch>
+                  </pic:blipFill>
+                  <pic:spPr>
+                    <a:xfrm>
+                      <a:off x="0" y="0"/>
+                      <a:ext cx="5943600" cy="4528185"/>
+                    </a:xfrm>
+                    <a:prstGeom prst="rect">
+                      <a:avLst/>
+                    </a:prstGeom>
+                    <a:ln w="38100" cap="sq">
+                      <a:solidFill>
+                        <a:srgbClr val="000000"/>
+                      </a:solidFill>
+                      <a:prstDash val="solid"/>
+                      <a:miter lim="800000"/>
+                    </a:ln>
+                    <a:effectLst>
+                      <a:outerShdw blurRad="50800" dist="38100" dir="2700000" algn="tl" rotWithShape="0">
+                        <a:srgbClr val="000000">
+                          <a:alpha val="43000"/>
+                        </a:srgbClr>
+                      </a:outerShdw>
+                    </a:effectLst>
+                  </pic:spPr>
+                </pic:pic>
+              </a:graphicData>
+            </a:graphic>
+          </wp:inline>
+        </w:drawing>
+      </w:r>
+    </w:p>
+    <w:p/>
+    <w:p/>
+    <w:p/>
+    <w:p/>
+    <w:p/>
+    <w:p/>
+    <w:p/>
+    <w:p/>
+    <w:p/>
+    <w:p>
+      <w:r>
+        <w:rPr>
+          <w:sz w:val="40"/>
+          <w:szCs w:val="40"/>
+          <w:highlight w:val="yellow"/>
+        </w:rPr>
+        <w:lastRenderedPageBreak/>
+        <w:t>Handling Keyboard Events</w:t>
+      </w:r>
+      <w:r>
+        <w:t>:</w:t>
+      </w:r>
+    </w:p>
+    <w:p>
+      <w:bookmarkStart w:id="0" w:name="_GoBack"/>
+      <w:r>
+        <w:rPr>
+          <w:noProof/>
+        </w:rPr>
+        <w:drawing>
+          <wp:inline distT="0" distB="0" distL="0" distR="0" wp14:anchorId="51E2AEC2" wp14:editId="2DAEE25A">
+            <wp:extent cx="5943600" cy="5318760"/>
+            <wp:effectExtent l="76200" t="76200" r="133350" b="129540"/>
+            <wp:docPr id="14" name="Picture 14"/>
+            <wp:cNvGraphicFramePr>
+              <a:graphicFrameLocks xmlns:a="http://schemas.openxmlformats.org/drawingml/2006/main" noChangeAspect="1"/>
+            </wp:cNvGraphicFramePr>
+            <a:graphic xmlns:a="http://schemas.openxmlformats.org/drawingml/2006/main">
+              <a:graphicData uri="http://schemas.openxmlformats.org/drawingml/2006/picture">
+                <pic:pic xmlns:pic="http://schemas.openxmlformats.org/drawingml/2006/picture">
+                  <pic:nvPicPr>
+                    <pic:cNvPr id="0" name=""/>
+                    <pic:cNvPicPr/>
+                  </pic:nvPicPr>
+                  <pic:blipFill>
+                    <a:blip r:embed="rId20"/>
+                    <a:stretch>
+                      <a:fillRect/>
+                    </a:stretch>
+                  </pic:blipFill>
+                  <pic:spPr>
+                    <a:xfrm>
+                      <a:off x="0" y="0"/>
+                      <a:ext cx="5943600" cy="5318760"/>
+                    </a:xfrm>
+                    <a:prstGeom prst="rect">
+                      <a:avLst/>
+                    </a:prstGeom>
+                    <a:ln w="38100" cap="sq">
+                      <a:solidFill>
+                        <a:srgbClr val="000000"/>
+                      </a:solidFill>
+                      <a:prstDash val="solid"/>
+                      <a:miter lim="800000"/>
+                    </a:ln>
+                    <a:effectLst>
+                      <a:outerShdw blurRad="50800" dist="38100" dir="2700000" algn="tl" rotWithShape="0">
+                        <a:srgbClr val="000000">
+                          <a:alpha val="43000"/>
+                        </a:srgbClr>
+                      </a:outerShdw>
+                    </a:effectLst>
+                  </pic:spPr>
+                </pic:pic>
+              </a:graphicData>
+            </a:graphic>
+          </wp:inline>
+        </w:drawing>
+      </w:r>
       <w:bookmarkEnd w:id="0"/>
     </w:p>
-    <w:p/>
-    <w:p/>
     <w:sectPr>
       <w:pgSz w:w="12240" w:h="15840"/>
       <w:pgMar w:top="1440" w:right="1440" w:bottom="1440" w:left="1440" w:header="720" w:footer="720" w:gutter="0"/>

--- a/javaPlaywright/docs/2. Handling Elements and Playwright Locator.docx
+++ b/javaPlaywright/docs/2. Handling Elements and Playwright Locator.docx
@@ -1,6 +1,6 @@
 
 <file path=word/document.xml><?xml version="1.0" encoding="utf-8"?>
-<w:document xmlns:wpc="http://schemas.microsoft.com/office/word/2010/wordprocessingCanvas" xmlns:mc="http://schemas.openxmlformats.org/markup-compatibility/2006" xmlns:o="urn:schemas-microsoft-com:office:office" xmlns:r="http://schemas.openxmlformats.org/officeDocument/2006/relationships" xmlns:m="http://schemas.openxmlformats.org/officeDocument/2006/math" xmlns:v="urn:schemas-microsoft-com:vml" xmlns:wp14="http://schemas.microsoft.com/office/word/2010/wordprocessingDrawing" xmlns:wp="http://schemas.openxmlformats.org/drawingml/2006/wordprocessingDrawing" xmlns:w10="urn:schemas-microsoft-com:office:word" xmlns:w="http://schemas.openxmlformats.org/wordprocessingml/2006/main" xmlns:w14="http://schemas.microsoft.com/office/word/2010/wordml" xmlns:wpg="http://schemas.microsoft.com/office/word/2010/wordprocessingGroup" xmlns:wpi="http://schemas.microsoft.com/office/word/2010/wordprocessingInk" xmlns:wne="http://schemas.microsoft.com/office/word/2006/wordml" xmlns:wps="http://schemas.microsoft.com/office/word/2010/wordprocessingShape" mc:Ignorable="w14 wp14">
+<w:document xmlns:ve="http://schemas.openxmlformats.org/markup-compatibility/2006" xmlns:o="urn:schemas-microsoft-com:office:office" xmlns:r="http://schemas.openxmlformats.org/officeDocument/2006/relationships" xmlns:m="http://schemas.openxmlformats.org/officeDocument/2006/math" xmlns:v="urn:schemas-microsoft-com:vml" xmlns:wp="http://schemas.openxmlformats.org/drawingml/2006/wordprocessingDrawing" xmlns:w10="urn:schemas-microsoft-com:office:word" xmlns:w="http://schemas.openxmlformats.org/wordprocessingml/2006/main" xmlns:wne="http://schemas.microsoft.com/office/word/2006/wordml">
   <w:body>
     <w:p>
       <w:r>
@@ -118,7 +118,7 @@
           <w:noProof/>
         </w:rPr>
         <w:drawing>
-          <wp:inline distT="0" distB="0" distL="0" distR="0" wp14:anchorId="244869C2" wp14:editId="183082C9">
+          <wp:inline distT="0" distB="0" distL="0" distR="0">
             <wp:extent cx="5943600" cy="3098800"/>
             <wp:effectExtent l="76200" t="76200" r="133350" b="139700"/>
             <wp:docPr id="1" name="Picture 1"/>
@@ -198,7 +198,7 @@
         </w:rPr>
         <w:lastRenderedPageBreak/>
         <w:drawing>
-          <wp:inline distT="0" distB="0" distL="0" distR="0" wp14:anchorId="6D17793A" wp14:editId="48EC0C88">
+          <wp:inline distT="0" distB="0" distL="0" distR="0">
             <wp:extent cx="5943600" cy="3788410"/>
             <wp:effectExtent l="76200" t="76200" r="133350" b="135890"/>
             <wp:docPr id="2" name="Picture 2"/>
@@ -260,15 +260,7 @@
       </w:r>
       <w:proofErr w:type="spellStart"/>
       <w:r>
-        <w:t>mvn</w:t>
-      </w:r>
-      <w:proofErr w:type="spellEnd"/>
-      <w:r>
-        <w:t xml:space="preserve"> </w:t>
-      </w:r>
-      <w:proofErr w:type="spellStart"/>
-      <w:r>
-        <w:t>exec</w:t>
+        <w:t>mvnexec</w:t>
       </w:r>
       <w:proofErr w:type="gramStart"/>
       <w:r>
@@ -305,26 +297,18 @@
       </w:r>
       <w:proofErr w:type="spellStart"/>
       <w:r>
-        <w:t>codegen</w:t>
+        <w:t>codegendemo.playwright.dev</w:t>
       </w:r>
       <w:proofErr w:type="spellEnd"/>
       <w:r>
-        <w:t xml:space="preserve"> </w:t>
+        <w:t>/</w:t>
       </w:r>
       <w:proofErr w:type="spellStart"/>
       <w:r>
-        <w:t>demo.playwright.dev</w:t>
+        <w:t>todomvc</w:t>
       </w:r>
       <w:proofErr w:type="spellEnd"/>
       <w:r>
-        <w:t>/</w:t>
-      </w:r>
-      <w:proofErr w:type="spellStart"/>
-      <w:r>
-        <w:t>todomvc</w:t>
-      </w:r>
-      <w:proofErr w:type="spellEnd"/>
-      <w:r>
         <w:t>"</w:t>
       </w:r>
     </w:p>
@@ -334,7 +318,7 @@
           <w:noProof/>
         </w:rPr>
         <w:drawing>
-          <wp:inline distT="0" distB="0" distL="0" distR="0" wp14:anchorId="4CC47987" wp14:editId="7B3E63B3">
+          <wp:inline distT="0" distB="0" distL="0" distR="0">
             <wp:extent cx="5943600" cy="1203325"/>
             <wp:effectExtent l="0" t="0" r="0" b="0"/>
             <wp:docPr id="4" name="Picture 4"/>
@@ -377,7 +361,7 @@
         </w:rPr>
         <w:lastRenderedPageBreak/>
         <w:drawing>
-          <wp:inline distT="0" distB="0" distL="0" distR="0" wp14:anchorId="1B6EFCC6" wp14:editId="771D6BC6">
+          <wp:inline distT="0" distB="0" distL="0" distR="0">
             <wp:extent cx="5943600" cy="2983230"/>
             <wp:effectExtent l="76200" t="76200" r="133350" b="140970"/>
             <wp:docPr id="5" name="Picture 5"/>
@@ -462,7 +446,7 @@
           <w:noProof/>
         </w:rPr>
         <w:drawing>
-          <wp:inline distT="0" distB="0" distL="0" distR="0" wp14:anchorId="3839CEB2" wp14:editId="5AD2D2CB">
+          <wp:inline distT="0" distB="0" distL="0" distR="0">
             <wp:extent cx="5943600" cy="3378835"/>
             <wp:effectExtent l="76200" t="76200" r="133350" b="126365"/>
             <wp:docPr id="3" name="Picture 3"/>
@@ -537,7 +521,7 @@
           <w:noProof/>
         </w:rPr>
         <w:drawing>
-          <wp:inline distT="0" distB="0" distL="0" distR="0" wp14:anchorId="001A7A40" wp14:editId="67AF0207">
+          <wp:inline distT="0" distB="0" distL="0" distR="0">
             <wp:extent cx="5943600" cy="4610735"/>
             <wp:effectExtent l="76200" t="76200" r="133350" b="132715"/>
             <wp:docPr id="6" name="Picture 6"/>
@@ -652,7 +636,7 @@
           <w:noProof/>
         </w:rPr>
         <w:drawing>
-          <wp:inline distT="0" distB="0" distL="0" distR="0" wp14:anchorId="7E2D7D41" wp14:editId="16514B19">
+          <wp:inline distT="0" distB="0" distL="0" distR="0">
             <wp:extent cx="5943600" cy="4279900"/>
             <wp:effectExtent l="76200" t="76200" r="133350" b="139700"/>
             <wp:docPr id="7" name="Picture 7"/>
@@ -732,7 +716,7 @@
           <w:noProof/>
         </w:rPr>
         <w:drawing>
-          <wp:inline distT="0" distB="0" distL="0" distR="0" wp14:anchorId="27C55853" wp14:editId="42E9DB15">
+          <wp:inline distT="0" distB="0" distL="0" distR="0">
             <wp:extent cx="5943600" cy="4554220"/>
             <wp:effectExtent l="76200" t="76200" r="133350" b="132080"/>
             <wp:docPr id="8" name="Picture 8"/>
@@ -856,7 +840,7 @@
           <w:noProof/>
         </w:rPr>
         <w:drawing>
-          <wp:inline distT="0" distB="0" distL="0" distR="0" wp14:anchorId="79A5E1BE" wp14:editId="768BEE06">
+          <wp:inline distT="0" distB="0" distL="0" distR="0">
             <wp:extent cx="5943600" cy="4768850"/>
             <wp:effectExtent l="76200" t="76200" r="133350" b="127000"/>
             <wp:docPr id="9" name="Picture 9"/>
@@ -934,7 +918,7 @@
           <w:noProof/>
         </w:rPr>
         <w:drawing>
-          <wp:inline distT="0" distB="0" distL="0" distR="0" wp14:anchorId="0BC78C94" wp14:editId="28AF9687">
+          <wp:inline distT="0" distB="0" distL="0" distR="0">
             <wp:extent cx="5943600" cy="4234815"/>
             <wp:effectExtent l="76200" t="76200" r="133350" b="127635"/>
             <wp:docPr id="10" name="Picture 10"/>
@@ -1014,7 +998,7 @@
           <w:noProof/>
         </w:rPr>
         <w:drawing>
-          <wp:inline distT="0" distB="0" distL="0" distR="0" wp14:anchorId="7D756337" wp14:editId="68108F7F">
+          <wp:inline distT="0" distB="0" distL="0" distR="0">
             <wp:extent cx="5943600" cy="3498215"/>
             <wp:effectExtent l="76200" t="76200" r="133350" b="140335"/>
             <wp:docPr id="11" name="Picture 11"/>
@@ -1096,7 +1080,7 @@
           <w:noProof/>
         </w:rPr>
         <w:drawing>
-          <wp:inline distT="0" distB="0" distL="0" distR="0" wp14:anchorId="68099B28" wp14:editId="7159BE9A">
+          <wp:inline distT="0" distB="0" distL="0" distR="0">
             <wp:extent cx="5943600" cy="3465830"/>
             <wp:effectExtent l="76200" t="76200" r="133350" b="134620"/>
             <wp:docPr id="12" name="Picture 12"/>
@@ -1248,7 +1232,7 @@
           <w:noProof/>
         </w:rPr>
         <w:drawing>
-          <wp:inline distT="0" distB="0" distL="0" distR="0" wp14:anchorId="74863FD0" wp14:editId="07DA6355">
+          <wp:inline distT="0" distB="0" distL="0" distR="0">
             <wp:extent cx="5943600" cy="4528185"/>
             <wp:effectExtent l="76200" t="76200" r="133350" b="139065"/>
             <wp:docPr id="13" name="Picture 13"/>
@@ -1328,7 +1312,7 @@
           <w:noProof/>
         </w:rPr>
         <w:drawing>
-          <wp:inline distT="0" distB="0" distL="0" distR="0" wp14:anchorId="51E2AEC2" wp14:editId="2DAEE25A">
+          <wp:inline distT="0" distB="0" distL="0" distR="0">
             <wp:extent cx="5943600" cy="5318760"/>
             <wp:effectExtent l="76200" t="76200" r="133350" b="129540"/>
             <wp:docPr id="14" name="Picture 14"/>
@@ -1379,6 +1363,344 @@
       </w:r>
       <w:bookmarkEnd w:id="0"/>
     </w:p>
+    <w:p/>
+    <w:p/>
+    <w:p/>
+    <w:p/>
+    <w:p/>
+    <w:p/>
+    <w:p>
+      <w:r>
+        <w:rPr>
+          <w:sz w:val="40"/>
+          <w:szCs w:val="40"/>
+          <w:highlight w:val="yellow"/>
+        </w:rPr>
+        <w:lastRenderedPageBreak/>
+        <w:t>Uploading file</w:t>
+      </w:r>
+      <w:r>
+        <w:t>:</w:t>
+      </w:r>
+    </w:p>
+    <w:p>
+      <w:r>
+        <w:rPr>
+          <w:noProof/>
+        </w:rPr>
+        <w:drawing>
+          <wp:inline distT="0" distB="0" distL="0" distR="0">
+            <wp:extent cx="5943600" cy="3073516"/>
+            <wp:effectExtent l="38100" t="57150" r="114300" b="88784"/>
+            <wp:docPr id="16" name="Picture 4"/>
+            <wp:cNvGraphicFramePr>
+              <a:graphicFrameLocks xmlns:a="http://schemas.openxmlformats.org/drawingml/2006/main" noChangeAspect="1"/>
+            </wp:cNvGraphicFramePr>
+            <a:graphic xmlns:a="http://schemas.openxmlformats.org/drawingml/2006/main">
+              <a:graphicData uri="http://schemas.openxmlformats.org/drawingml/2006/picture">
+                <pic:pic xmlns:pic="http://schemas.openxmlformats.org/drawingml/2006/picture">
+                  <pic:nvPicPr>
+                    <pic:cNvPr id="0" name="Picture 4"/>
+                    <pic:cNvPicPr>
+                      <a:picLocks noChangeAspect="1" noChangeArrowheads="1"/>
+                    </pic:cNvPicPr>
+                  </pic:nvPicPr>
+                  <pic:blipFill>
+                    <a:blip r:embed="rId21"/>
+                    <a:srcRect/>
+                    <a:stretch>
+                      <a:fillRect/>
+                    </a:stretch>
+                  </pic:blipFill>
+                  <pic:spPr bwMode="auto">
+                    <a:xfrm>
+                      <a:off x="0" y="0"/>
+                      <a:ext cx="5943600" cy="3073516"/>
+                    </a:xfrm>
+                    <a:prstGeom prst="rect">
+                      <a:avLst/>
+                    </a:prstGeom>
+                    <a:ln w="38100" cap="sq">
+                      <a:solidFill>
+                        <a:srgbClr val="000000"/>
+                      </a:solidFill>
+                      <a:prstDash val="solid"/>
+                      <a:miter lim="800000"/>
+                    </a:ln>
+                    <a:effectLst>
+                      <a:outerShdw blurRad="50800" dist="38100" dir="2700000" algn="tl" rotWithShape="0">
+                        <a:srgbClr val="000000">
+                          <a:alpha val="43000"/>
+                        </a:srgbClr>
+                      </a:outerShdw>
+                    </a:effectLst>
+                  </pic:spPr>
+                </pic:pic>
+              </a:graphicData>
+            </a:graphic>
+          </wp:inline>
+        </w:drawing>
+      </w:r>
+    </w:p>
+    <w:p/>
+    <w:p/>
+    <w:p/>
+    <w:p/>
+    <w:p/>
+    <w:p/>
+    <w:p/>
+    <w:p/>
+    <w:p/>
+    <w:p/>
+    <w:p/>
+    <w:p/>
+    <w:p/>
+    <w:p/>
+    <w:p>
+      <w:r>
+        <w:rPr>
+          <w:sz w:val="40"/>
+          <w:szCs w:val="40"/>
+          <w:highlight w:val="yellow"/>
+        </w:rPr>
+        <w:lastRenderedPageBreak/>
+        <w:t>Uploading multiple files</w:t>
+      </w:r>
+      <w:r>
+        <w:t>:</w:t>
+      </w:r>
+    </w:p>
+    <w:p>
+      <w:r>
+        <w:rPr>
+          <w:noProof/>
+        </w:rPr>
+        <w:drawing>
+          <wp:inline distT="0" distB="0" distL="0" distR="0">
+            <wp:extent cx="5943600" cy="3117025"/>
+            <wp:effectExtent l="38100" t="57150" r="114300" b="102425"/>
+            <wp:docPr id="17" name="Picture 7"/>
+            <wp:cNvGraphicFramePr>
+              <a:graphicFrameLocks xmlns:a="http://schemas.openxmlformats.org/drawingml/2006/main" noChangeAspect="1"/>
+            </wp:cNvGraphicFramePr>
+            <a:graphic xmlns:a="http://schemas.openxmlformats.org/drawingml/2006/main">
+              <a:graphicData uri="http://schemas.openxmlformats.org/drawingml/2006/picture">
+                <pic:pic xmlns:pic="http://schemas.openxmlformats.org/drawingml/2006/picture">
+                  <pic:nvPicPr>
+                    <pic:cNvPr id="0" name="Picture 7"/>
+                    <pic:cNvPicPr>
+                      <a:picLocks noChangeAspect="1" noChangeArrowheads="1"/>
+                    </pic:cNvPicPr>
+                  </pic:nvPicPr>
+                  <pic:blipFill>
+                    <a:blip r:embed="rId22"/>
+                    <a:srcRect/>
+                    <a:stretch>
+                      <a:fillRect/>
+                    </a:stretch>
+                  </pic:blipFill>
+                  <pic:spPr bwMode="auto">
+                    <a:xfrm>
+                      <a:off x="0" y="0"/>
+                      <a:ext cx="5943600" cy="3117025"/>
+                    </a:xfrm>
+                    <a:prstGeom prst="rect">
+                      <a:avLst/>
+                    </a:prstGeom>
+                    <a:ln w="38100" cap="sq">
+                      <a:solidFill>
+                        <a:srgbClr val="000000"/>
+                      </a:solidFill>
+                      <a:prstDash val="solid"/>
+                      <a:miter lim="800000"/>
+                    </a:ln>
+                    <a:effectLst>
+                      <a:outerShdw blurRad="50800" dist="38100" dir="2700000" algn="tl" rotWithShape="0">
+                        <a:srgbClr val="000000">
+                          <a:alpha val="43000"/>
+                        </a:srgbClr>
+                      </a:outerShdw>
+                    </a:effectLst>
+                  </pic:spPr>
+                </pic:pic>
+              </a:graphicData>
+            </a:graphic>
+          </wp:inline>
+        </w:drawing>
+      </w:r>
+    </w:p>
+    <w:p/>
+    <w:p/>
+    <w:p/>
+    <w:p/>
+    <w:p/>
+    <w:p/>
+    <w:p/>
+    <w:p/>
+    <w:p/>
+    <w:p/>
+    <w:p/>
+    <w:p/>
+    <w:p/>
+    <w:p/>
+    <w:p>
+      <w:r>
+        <w:rPr>
+          <w:sz w:val="40"/>
+          <w:szCs w:val="40"/>
+          <w:highlight w:val="yellow"/>
+        </w:rPr>
+        <w:t>Download Files</w:t>
+      </w:r>
+      <w:r>
+        <w:t>:</w:t>
+      </w:r>
+    </w:p>
+    <w:p>
+      <w:r>
+        <w:rPr>
+          <w:noProof/>
+        </w:rPr>
+        <w:drawing>
+          <wp:inline distT="0" distB="0" distL="0" distR="0">
+            <wp:extent cx="5943600" cy="3081249"/>
+            <wp:effectExtent l="38100" t="57150" r="114300" b="100101"/>
+            <wp:docPr id="15" name="Picture 1"/>
+            <wp:cNvGraphicFramePr>
+              <a:graphicFrameLocks xmlns:a="http://schemas.openxmlformats.org/drawingml/2006/main" noChangeAspect="1"/>
+            </wp:cNvGraphicFramePr>
+            <a:graphic xmlns:a="http://schemas.openxmlformats.org/drawingml/2006/main">
+              <a:graphicData uri="http://schemas.openxmlformats.org/drawingml/2006/picture">
+                <pic:pic xmlns:pic="http://schemas.openxmlformats.org/drawingml/2006/picture">
+                  <pic:nvPicPr>
+                    <pic:cNvPr id="0" name="Picture 1"/>
+                    <pic:cNvPicPr>
+                      <a:picLocks noChangeAspect="1" noChangeArrowheads="1"/>
+                    </pic:cNvPicPr>
+                  </pic:nvPicPr>
+                  <pic:blipFill>
+                    <a:blip r:embed="rId23"/>
+                    <a:srcRect/>
+                    <a:stretch>
+                      <a:fillRect/>
+                    </a:stretch>
+                  </pic:blipFill>
+                  <pic:spPr bwMode="auto">
+                    <a:xfrm>
+                      <a:off x="0" y="0"/>
+                      <a:ext cx="5943600" cy="3081249"/>
+                    </a:xfrm>
+                    <a:prstGeom prst="rect">
+                      <a:avLst/>
+                    </a:prstGeom>
+                    <a:ln w="38100" cap="sq">
+                      <a:solidFill>
+                        <a:srgbClr val="000000"/>
+                      </a:solidFill>
+                      <a:prstDash val="solid"/>
+                      <a:miter lim="800000"/>
+                    </a:ln>
+                    <a:effectLst>
+                      <a:outerShdw blurRad="50800" dist="38100" dir="2700000" algn="tl" rotWithShape="0">
+                        <a:srgbClr val="000000">
+                          <a:alpha val="43000"/>
+                        </a:srgbClr>
+                      </a:outerShdw>
+                    </a:effectLst>
+                  </pic:spPr>
+                </pic:pic>
+              </a:graphicData>
+            </a:graphic>
+          </wp:inline>
+        </w:drawing>
+      </w:r>
+    </w:p>
+    <w:p/>
+    <w:p/>
+    <w:p/>
+    <w:p/>
+    <w:p/>
+    <w:p/>
+    <w:p/>
+    <w:p/>
+    <w:p/>
+    <w:p/>
+    <w:p/>
+    <w:p/>
+    <w:p>
+      <w:r>
+        <w:rPr>
+          <w:sz w:val="40"/>
+          <w:szCs w:val="40"/>
+          <w:highlight w:val="yellow"/>
+        </w:rPr>
+        <w:lastRenderedPageBreak/>
+        <w:t>Handle Basic Authentication</w:t>
+      </w:r>
+      <w:r>
+        <w:t>:</w:t>
+      </w:r>
+    </w:p>
+    <w:p>
+      <w:r>
+        <w:rPr>
+          <w:noProof/>
+        </w:rPr>
+        <w:drawing>
+          <wp:inline distT="0" distB="0" distL="0" distR="0">
+            <wp:extent cx="5943600" cy="3329940"/>
+            <wp:effectExtent l="38100" t="57150" r="114300" b="99060"/>
+            <wp:docPr id="18" name="Picture 10"/>
+            <wp:cNvGraphicFramePr>
+              <a:graphicFrameLocks xmlns:a="http://schemas.openxmlformats.org/drawingml/2006/main" noChangeAspect="1"/>
+            </wp:cNvGraphicFramePr>
+            <a:graphic xmlns:a="http://schemas.openxmlformats.org/drawingml/2006/main">
+              <a:graphicData uri="http://schemas.openxmlformats.org/drawingml/2006/picture">
+                <pic:pic xmlns:pic="http://schemas.openxmlformats.org/drawingml/2006/picture">
+                  <pic:nvPicPr>
+                    <pic:cNvPr id="0" name="Picture 10"/>
+                    <pic:cNvPicPr>
+                      <a:picLocks noChangeAspect="1" noChangeArrowheads="1"/>
+                    </pic:cNvPicPr>
+                  </pic:nvPicPr>
+                  <pic:blipFill>
+                    <a:blip r:embed="rId24"/>
+                    <a:srcRect/>
+                    <a:stretch>
+                      <a:fillRect/>
+                    </a:stretch>
+                  </pic:blipFill>
+                  <pic:spPr bwMode="auto">
+                    <a:xfrm>
+                      <a:off x="0" y="0"/>
+                      <a:ext cx="5943600" cy="3329940"/>
+                    </a:xfrm>
+                    <a:prstGeom prst="rect">
+                      <a:avLst/>
+                    </a:prstGeom>
+                    <a:ln w="38100" cap="sq">
+                      <a:solidFill>
+                        <a:srgbClr val="000000"/>
+                      </a:solidFill>
+                      <a:prstDash val="solid"/>
+                      <a:miter lim="800000"/>
+                    </a:ln>
+                    <a:effectLst>
+                      <a:outerShdw blurRad="50800" dist="38100" dir="2700000" algn="tl" rotWithShape="0">
+                        <a:srgbClr val="000000">
+                          <a:alpha val="43000"/>
+                        </a:srgbClr>
+                      </a:outerShdw>
+                    </a:effectLst>
+                  </pic:spPr>
+                </pic:pic>
+              </a:graphicData>
+            </a:graphic>
+          </wp:inline>
+        </w:drawing>
+      </w:r>
+    </w:p>
+    <w:p/>
     <w:sectPr>
       <w:pgSz w:w="12240" w:h="15840"/>
       <w:pgMar w:top="1440" w:right="1440" w:bottom="1440" w:left="1440" w:header="720" w:footer="720" w:gutter="0"/>
@@ -1390,7 +1712,7 @@
 </file>
 
 <file path=word/numbering.xml><?xml version="1.0" encoding="utf-8"?>
-<w:numbering xmlns:wpc="http://schemas.microsoft.com/office/word/2010/wordprocessingCanvas" xmlns:mc="http://schemas.openxmlformats.org/markup-compatibility/2006" xmlns:o="urn:schemas-microsoft-com:office:office" xmlns:r="http://schemas.openxmlformats.org/officeDocument/2006/relationships" xmlns:m="http://schemas.openxmlformats.org/officeDocument/2006/math" xmlns:v="urn:schemas-microsoft-com:vml" xmlns:wp14="http://schemas.microsoft.com/office/word/2010/wordprocessingDrawing" xmlns:wp="http://schemas.openxmlformats.org/drawingml/2006/wordprocessingDrawing" xmlns:w10="urn:schemas-microsoft-com:office:word" xmlns:w="http://schemas.openxmlformats.org/wordprocessingml/2006/main" xmlns:w14="http://schemas.microsoft.com/office/word/2010/wordml" xmlns:wpg="http://schemas.microsoft.com/office/word/2010/wordprocessingGroup" xmlns:wpi="http://schemas.microsoft.com/office/word/2010/wordprocessingInk" xmlns:wne="http://schemas.microsoft.com/office/word/2006/wordml" xmlns:wps="http://schemas.microsoft.com/office/word/2010/wordprocessingShape" mc:Ignorable="w14 wp14">
+<w:numbering xmlns:ve="http://schemas.openxmlformats.org/markup-compatibility/2006" xmlns:o="urn:schemas-microsoft-com:office:office" xmlns:r="http://schemas.openxmlformats.org/officeDocument/2006/relationships" xmlns:m="http://schemas.openxmlformats.org/officeDocument/2006/math" xmlns:v="urn:schemas-microsoft-com:vml" xmlns:wp="http://schemas.openxmlformats.org/drawingml/2006/wordprocessingDrawing" xmlns:w10="urn:schemas-microsoft-com:office:word" xmlns:w="http://schemas.openxmlformats.org/wordprocessingml/2006/main" xmlns:wne="http://schemas.microsoft.com/office/word/2006/wordml">
   <w:abstractNum w:abstractNumId="0">
     <w:nsid w:val="6B660888"/>
     <w:multiLevelType w:val="hybridMultilevel"/>
@@ -1487,7 +1809,7 @@
 </file>
 
 <file path=word/styles.xml><?xml version="1.0" encoding="utf-8"?>
-<w:styles xmlns:mc="http://schemas.openxmlformats.org/markup-compatibility/2006" xmlns:r="http://schemas.openxmlformats.org/officeDocument/2006/relationships" xmlns:w="http://schemas.openxmlformats.org/wordprocessingml/2006/main" xmlns:w14="http://schemas.microsoft.com/office/word/2010/wordml" mc:Ignorable="w14">
+<w:styles xmlns:r="http://schemas.openxmlformats.org/officeDocument/2006/relationships" xmlns:w="http://schemas.openxmlformats.org/wordprocessingml/2006/main">
   <w:docDefaults>
     <w:rPrDefault>
       <w:rPr>
@@ -1645,6 +1967,7 @@
   <w:style w:type="paragraph" w:default="1" w:styleId="Normal">
     <w:name w:val="Normal"/>
     <w:qFormat/>
+    <w:rsid w:val="00711237"/>
   </w:style>
   <w:style w:type="character" w:default="1" w:styleId="DefaultParagraphFont">
     <w:name w:val="Default Paragraph Font"/>
@@ -1657,6 +1980,7 @@
     <w:uiPriority w:val="99"/>
     <w:semiHidden/>
     <w:unhideWhenUsed/>
+    <w:qFormat/>
     <w:tblPr>
       <w:tblInd w:w="0" w:type="dxa"/>
       <w:tblCellMar>
@@ -2253,4 +2577,16 @@
   <a:objectDefaults/>
   <a:extraClrSchemeLst/>
 </a:theme>
+</file>
+
+<file path=customXml/item1.xml><?xml version="1.0" encoding="utf-8"?>
+<b:Sources xmlns:b="http://schemas.openxmlformats.org/officeDocument/2006/bibliography" xmlns="http://schemas.openxmlformats.org/officeDocument/2006/bibliography" SelectedStyle="\APA.XSL" StyleName="APA"/>
+</file>
+
+<file path=customXml/itemProps1.xml><?xml version="1.0" encoding="utf-8"?>
+<ds:datastoreItem xmlns:ds="http://schemas.openxmlformats.org/officeDocument/2006/customXml" ds:itemID="{BF17E6C8-6FFA-4AE6-997A-440534FF95DB}">
+  <ds:schemaRefs>
+    <ds:schemaRef ds:uri="http://schemas.openxmlformats.org/officeDocument/2006/bibliography"/>
+  </ds:schemaRefs>
+</ds:datastoreItem>
 </file>
--- a/javaPlaywright/docs/2. Handling Elements and Playwright Locator.docx
+++ b/javaPlaywright/docs/2. Handling Elements and Playwright Locator.docx
@@ -1,6 +1,6 @@
 
 <file path=word/document.xml><?xml version="1.0" encoding="utf-8"?>
-<w:document xmlns:ve="http://schemas.openxmlformats.org/markup-compatibility/2006" xmlns:o="urn:schemas-microsoft-com:office:office" xmlns:r="http://schemas.openxmlformats.org/officeDocument/2006/relationships" xmlns:m="http://schemas.openxmlformats.org/officeDocument/2006/math" xmlns:v="urn:schemas-microsoft-com:vml" xmlns:wp="http://schemas.openxmlformats.org/drawingml/2006/wordprocessingDrawing" xmlns:w10="urn:schemas-microsoft-com:office:word" xmlns:w="http://schemas.openxmlformats.org/wordprocessingml/2006/main" xmlns:wne="http://schemas.microsoft.com/office/word/2006/wordml">
+<w:document xmlns:wpc="http://schemas.microsoft.com/office/word/2010/wordprocessingCanvas" xmlns:mc="http://schemas.openxmlformats.org/markup-compatibility/2006" xmlns:o="urn:schemas-microsoft-com:office:office" xmlns:r="http://schemas.openxmlformats.org/officeDocument/2006/relationships" xmlns:m="http://schemas.openxmlformats.org/officeDocument/2006/math" xmlns:v="urn:schemas-microsoft-com:vml" xmlns:wp14="http://schemas.microsoft.com/office/word/2010/wordprocessingDrawing" xmlns:wp="http://schemas.openxmlformats.org/drawingml/2006/wordprocessingDrawing" xmlns:w10="urn:schemas-microsoft-com:office:word" xmlns:w="http://schemas.openxmlformats.org/wordprocessingml/2006/main" xmlns:w14="http://schemas.microsoft.com/office/word/2010/wordml" xmlns:wpg="http://schemas.microsoft.com/office/word/2010/wordprocessingGroup" xmlns:wpi="http://schemas.microsoft.com/office/word/2010/wordprocessingInk" xmlns:wne="http://schemas.microsoft.com/office/word/2006/wordml" xmlns:wps="http://schemas.microsoft.com/office/word/2010/wordprocessingShape" mc:Ignorable="w14 wp14">
   <w:body>
     <w:p>
       <w:r>
@@ -133,7 +133,7 @@
                     <pic:cNvPicPr/>
                   </pic:nvPicPr>
                   <pic:blipFill>
-                    <a:blip r:embed="rId6"/>
+                    <a:blip r:embed="rId7"/>
                     <a:stretch>
                       <a:fillRect/>
                     </a:stretch>
@@ -182,7 +182,7 @@
       </w:r>
     </w:p>
     <w:p>
-      <w:hyperlink r:id="rId7" w:history="1">
+      <w:hyperlink r:id="rId8" w:history="1">
         <w:r>
           <w:rPr>
             <w:rStyle w:val="Hyperlink"/>
@@ -213,7 +213,7 @@
                     <pic:cNvPicPr/>
                   </pic:nvPicPr>
                   <pic:blipFill>
-                    <a:blip r:embed="rId8"/>
+                    <a:blip r:embed="rId9"/>
                     <a:stretch>
                       <a:fillRect/>
                     </a:stretch>
@@ -333,7 +333,7 @@
                     <pic:cNvPicPr/>
                   </pic:nvPicPr>
                   <pic:blipFill>
-                    <a:blip r:embed="rId9"/>
+                    <a:blip r:embed="rId10"/>
                     <a:stretch>
                       <a:fillRect/>
                     </a:stretch>
@@ -376,7 +376,7 @@
                     <pic:cNvPicPr/>
                   </pic:nvPicPr>
                   <pic:blipFill>
-                    <a:blip r:embed="rId10"/>
+                    <a:blip r:embed="rId11"/>
                     <a:stretch>
                       <a:fillRect/>
                     </a:stretch>
@@ -461,7 +461,7 @@
                     <pic:cNvPicPr/>
                   </pic:nvPicPr>
                   <pic:blipFill>
-                    <a:blip r:embed="rId11"/>
+                    <a:blip r:embed="rId12"/>
                     <a:stretch>
                       <a:fillRect/>
                     </a:stretch>
@@ -536,7 +536,7 @@
                     <pic:cNvPicPr/>
                   </pic:nvPicPr>
                   <pic:blipFill>
-                    <a:blip r:embed="rId12"/>
+                    <a:blip r:embed="rId13"/>
                     <a:stretch>
                       <a:fillRect/>
                     </a:stretch>
@@ -651,7 +651,7 @@
                     <pic:cNvPicPr/>
                   </pic:nvPicPr>
                   <pic:blipFill>
-                    <a:blip r:embed="rId13"/>
+                    <a:blip r:embed="rId14"/>
                     <a:stretch>
                       <a:fillRect/>
                     </a:stretch>
@@ -731,7 +731,7 @@
                     <pic:cNvPicPr/>
                   </pic:nvPicPr>
                   <pic:blipFill>
-                    <a:blip r:embed="rId14"/>
+                    <a:blip r:embed="rId15"/>
                     <a:stretch>
                       <a:fillRect/>
                     </a:stretch>
@@ -855,7 +855,7 @@
                     <pic:cNvPicPr/>
                   </pic:nvPicPr>
                   <pic:blipFill>
-                    <a:blip r:embed="rId15"/>
+                    <a:blip r:embed="rId16"/>
                     <a:stretch>
                       <a:fillRect/>
                     </a:stretch>
@@ -933,7 +933,7 @@
                     <pic:cNvPicPr/>
                   </pic:nvPicPr>
                   <pic:blipFill>
-                    <a:blip r:embed="rId16"/>
+                    <a:blip r:embed="rId17"/>
                     <a:stretch>
                       <a:fillRect/>
                     </a:stretch>
@@ -1013,7 +1013,7 @@
                     <pic:cNvPicPr/>
                   </pic:nvPicPr>
                   <pic:blipFill>
-                    <a:blip r:embed="rId17"/>
+                    <a:blip r:embed="rId18"/>
                     <a:stretch>
                       <a:fillRect/>
                     </a:stretch>
@@ -1095,7 +1095,7 @@
                     <pic:cNvPicPr/>
                   </pic:nvPicPr>
                   <pic:blipFill>
-                    <a:blip r:embed="rId18"/>
+                    <a:blip r:embed="rId19"/>
                     <a:stretch>
                       <a:fillRect/>
                     </a:stretch>
@@ -1247,7 +1247,7 @@
                     <pic:cNvPicPr/>
                   </pic:nvPicPr>
                   <pic:blipFill>
-                    <a:blip r:embed="rId19"/>
+                    <a:blip r:embed="rId20"/>
                     <a:stretch>
                       <a:fillRect/>
                     </a:stretch>
@@ -1306,7 +1306,6 @@
       </w:r>
     </w:p>
     <w:p>
-      <w:bookmarkStart w:id="0" w:name="_GoBack"/>
       <w:r>
         <w:rPr>
           <w:noProof/>
@@ -1327,7 +1326,7 @@
                     <pic:cNvPicPr/>
                   </pic:nvPicPr>
                   <pic:blipFill>
-                    <a:blip r:embed="rId20"/>
+                    <a:blip r:embed="rId21"/>
                     <a:stretch>
                       <a:fillRect/>
                     </a:stretch>
@@ -1361,7 +1360,6 @@
           </wp:inline>
         </w:drawing>
       </w:r>
-      <w:bookmarkEnd w:id="0"/>
     </w:p>
     <w:p/>
     <w:p/>
@@ -1406,7 +1404,7 @@
                     </pic:cNvPicPr>
                   </pic:nvPicPr>
                   <pic:blipFill>
-                    <a:blip r:embed="rId21"/>
+                    <a:blip r:embed="rId22"/>
                     <a:srcRect/>
                     <a:stretch>
                       <a:fillRect/>
@@ -1493,7 +1491,7 @@
                     </pic:cNvPicPr>
                   </pic:nvPicPr>
                   <pic:blipFill>
-                    <a:blip r:embed="rId22"/>
+                    <a:blip r:embed="rId23"/>
                     <a:srcRect/>
                     <a:stretch>
                       <a:fillRect/>
@@ -1579,7 +1577,7 @@
                     </pic:cNvPicPr>
                   </pic:nvPicPr>
                   <pic:blipFill>
-                    <a:blip r:embed="rId23"/>
+                    <a:blip r:embed="rId24"/>
                     <a:srcRect/>
                     <a:stretch>
                       <a:fillRect/>
@@ -1664,7 +1662,7 @@
                     </pic:cNvPicPr>
                   </pic:nvPicPr>
                   <pic:blipFill>
-                    <a:blip r:embed="rId24"/>
+                    <a:blip r:embed="rId25"/>
                     <a:srcRect/>
                     <a:stretch>
                       <a:fillRect/>
@@ -1701,6 +1699,226 @@
       </w:r>
     </w:p>
     <w:p/>
+    <w:p/>
+    <w:p/>
+    <w:p/>
+    <w:p/>
+    <w:p/>
+    <w:p/>
+    <w:p/>
+    <w:p/>
+    <w:p/>
+    <w:p/>
+    <w:p/>
+    <w:p/>
+    <w:p>
+      <w:r>
+        <w:rPr>
+          <w:sz w:val="40"/>
+          <w:szCs w:val="40"/>
+          <w:highlight w:val="yellow"/>
+        </w:rPr>
+        <w:lastRenderedPageBreak/>
+        <w:t>Capturing videos and screenshot</w:t>
+      </w:r>
+      <w:r>
+        <w:t>:</w:t>
+      </w:r>
+    </w:p>
+    <w:p>
+      <w:r>
+        <w:rPr>
+          <w:noProof/>
+        </w:rPr>
+        <w:drawing>
+          <wp:inline distT="0" distB="0" distL="0" distR="0" wp14:anchorId="0970F5D9" wp14:editId="3B0BF99D">
+            <wp:extent cx="5943600" cy="4375150"/>
+            <wp:effectExtent l="76200" t="76200" r="114300" b="120650"/>
+            <wp:docPr id="19" name="Picture 19"/>
+            <wp:cNvGraphicFramePr>
+              <a:graphicFrameLocks xmlns:a="http://schemas.openxmlformats.org/drawingml/2006/main" noChangeAspect="1"/>
+            </wp:cNvGraphicFramePr>
+            <a:graphic xmlns:a="http://schemas.openxmlformats.org/drawingml/2006/main">
+              <a:graphicData uri="http://schemas.openxmlformats.org/drawingml/2006/picture">
+                <pic:pic xmlns:pic="http://schemas.openxmlformats.org/drawingml/2006/picture">
+                  <pic:nvPicPr>
+                    <pic:cNvPr id="0" name=""/>
+                    <pic:cNvPicPr/>
+                  </pic:nvPicPr>
+                  <pic:blipFill>
+                    <a:blip r:embed="rId26"/>
+                    <a:stretch>
+                      <a:fillRect/>
+                    </a:stretch>
+                  </pic:blipFill>
+                  <pic:spPr>
+                    <a:xfrm>
+                      <a:off x="0" y="0"/>
+                      <a:ext cx="5943600" cy="4375150"/>
+                    </a:xfrm>
+                    <a:prstGeom prst="rect">
+                      <a:avLst/>
+                    </a:prstGeom>
+                    <a:ln w="38100" cap="sq">
+                      <a:solidFill>
+                        <a:srgbClr val="000000"/>
+                      </a:solidFill>
+                      <a:prstDash val="solid"/>
+                      <a:miter lim="800000"/>
+                    </a:ln>
+                    <a:effectLst>
+                      <a:outerShdw blurRad="50800" dist="38100" dir="2700000" algn="tl" rotWithShape="0">
+                        <a:srgbClr val="000000">
+                          <a:alpha val="43000"/>
+                        </a:srgbClr>
+                      </a:outerShdw>
+                    </a:effectLst>
+                  </pic:spPr>
+                </pic:pic>
+              </a:graphicData>
+            </a:graphic>
+          </wp:inline>
+        </w:drawing>
+      </w:r>
+    </w:p>
+    <w:p/>
+    <w:p/>
+    <w:p/>
+    <w:p/>
+    <w:p/>
+    <w:p/>
+    <w:p/>
+    <w:p/>
+    <w:p/>
+    <w:p>
+      <w:r>
+        <w:rPr>
+          <w:sz w:val="40"/>
+          <w:szCs w:val="40"/>
+          <w:highlight w:val="yellow"/>
+        </w:rPr>
+        <w:lastRenderedPageBreak/>
+        <w:t>Trace Viewer</w:t>
+      </w:r>
+      <w:r>
+        <w:t>: Trace viewer keeps a track of the execution.</w:t>
+      </w:r>
+    </w:p>
+    <w:p>
+      <w:r>
+        <w:rPr>
+          <w:noProof/>
+        </w:rPr>
+        <w:drawing>
+          <wp:inline distT="0" distB="0" distL="0" distR="0" wp14:anchorId="33643C66" wp14:editId="3D33B2BB">
+            <wp:extent cx="5943600" cy="2904490"/>
+            <wp:effectExtent l="76200" t="76200" r="114300" b="105410"/>
+            <wp:docPr id="20" name="Picture 20"/>
+            <wp:cNvGraphicFramePr>
+              <a:graphicFrameLocks xmlns:a="http://schemas.openxmlformats.org/drawingml/2006/main" noChangeAspect="1"/>
+            </wp:cNvGraphicFramePr>
+            <a:graphic xmlns:a="http://schemas.openxmlformats.org/drawingml/2006/main">
+              <a:graphicData uri="http://schemas.openxmlformats.org/drawingml/2006/picture">
+                <pic:pic xmlns:pic="http://schemas.openxmlformats.org/drawingml/2006/picture">
+                  <pic:nvPicPr>
+                    <pic:cNvPr id="0" name=""/>
+                    <pic:cNvPicPr/>
+                  </pic:nvPicPr>
+                  <pic:blipFill>
+                    <a:blip r:embed="rId27"/>
+                    <a:stretch>
+                      <a:fillRect/>
+                    </a:stretch>
+                  </pic:blipFill>
+                  <pic:spPr>
+                    <a:xfrm>
+                      <a:off x="0" y="0"/>
+                      <a:ext cx="5943600" cy="2904490"/>
+                    </a:xfrm>
+                    <a:prstGeom prst="rect">
+                      <a:avLst/>
+                    </a:prstGeom>
+                    <a:ln w="38100" cap="sq">
+                      <a:solidFill>
+                        <a:srgbClr val="000000"/>
+                      </a:solidFill>
+                      <a:prstDash val="solid"/>
+                      <a:miter lim="800000"/>
+                    </a:ln>
+                    <a:effectLst>
+                      <a:outerShdw blurRad="50800" dist="38100" dir="2700000" algn="tl" rotWithShape="0">
+                        <a:srgbClr val="000000">
+                          <a:alpha val="43000"/>
+                        </a:srgbClr>
+                      </a:outerShdw>
+                    </a:effectLst>
+                  </pic:spPr>
+                </pic:pic>
+              </a:graphicData>
+            </a:graphic>
+          </wp:inline>
+        </w:drawing>
+      </w:r>
+    </w:p>
+    <w:p/>
+    <w:p>
+      <w:bookmarkStart w:id="0" w:name="_GoBack"/>
+      <w:r>
+        <w:rPr>
+          <w:noProof/>
+        </w:rPr>
+        <w:drawing>
+          <wp:inline distT="0" distB="0" distL="0" distR="0" wp14:anchorId="3BC8B2E1" wp14:editId="3691EBE3">
+            <wp:extent cx="5943600" cy="1574800"/>
+            <wp:effectExtent l="76200" t="76200" r="114300" b="120650"/>
+            <wp:docPr id="21" name="Picture 21"/>
+            <wp:cNvGraphicFramePr>
+              <a:graphicFrameLocks xmlns:a="http://schemas.openxmlformats.org/drawingml/2006/main" noChangeAspect="1"/>
+            </wp:cNvGraphicFramePr>
+            <a:graphic xmlns:a="http://schemas.openxmlformats.org/drawingml/2006/main">
+              <a:graphicData uri="http://schemas.openxmlformats.org/drawingml/2006/picture">
+                <pic:pic xmlns:pic="http://schemas.openxmlformats.org/drawingml/2006/picture">
+                  <pic:nvPicPr>
+                    <pic:cNvPr id="0" name=""/>
+                    <pic:cNvPicPr/>
+                  </pic:nvPicPr>
+                  <pic:blipFill>
+                    <a:blip r:embed="rId28"/>
+                    <a:stretch>
+                      <a:fillRect/>
+                    </a:stretch>
+                  </pic:blipFill>
+                  <pic:spPr>
+                    <a:xfrm>
+                      <a:off x="0" y="0"/>
+                      <a:ext cx="5943600" cy="1574800"/>
+                    </a:xfrm>
+                    <a:prstGeom prst="rect">
+                      <a:avLst/>
+                    </a:prstGeom>
+                    <a:ln w="38100" cap="sq">
+                      <a:solidFill>
+                        <a:srgbClr val="000000"/>
+                      </a:solidFill>
+                      <a:prstDash val="solid"/>
+                      <a:miter lim="800000"/>
+                    </a:ln>
+                    <a:effectLst>
+                      <a:outerShdw blurRad="50800" dist="38100" dir="2700000" algn="tl" rotWithShape="0">
+                        <a:srgbClr val="000000">
+                          <a:alpha val="43000"/>
+                        </a:srgbClr>
+                      </a:outerShdw>
+                    </a:effectLst>
+                  </pic:spPr>
+                </pic:pic>
+              </a:graphicData>
+            </a:graphic>
+          </wp:inline>
+        </w:drawing>
+      </w:r>
+      <w:bookmarkEnd w:id="0"/>
+    </w:p>
     <w:sectPr>
       <w:pgSz w:w="12240" w:h="15840"/>
       <w:pgMar w:top="1440" w:right="1440" w:bottom="1440" w:left="1440" w:header="720" w:footer="720" w:gutter="0"/>
@@ -1712,7 +1930,7 @@
 </file>
 
 <file path=word/numbering.xml><?xml version="1.0" encoding="utf-8"?>
-<w:numbering xmlns:ve="http://schemas.openxmlformats.org/markup-compatibility/2006" xmlns:o="urn:schemas-microsoft-com:office:office" xmlns:r="http://schemas.openxmlformats.org/officeDocument/2006/relationships" xmlns:m="http://schemas.openxmlformats.org/officeDocument/2006/math" xmlns:v="urn:schemas-microsoft-com:vml" xmlns:wp="http://schemas.openxmlformats.org/drawingml/2006/wordprocessingDrawing" xmlns:w10="urn:schemas-microsoft-com:office:word" xmlns:w="http://schemas.openxmlformats.org/wordprocessingml/2006/main" xmlns:wne="http://schemas.microsoft.com/office/word/2006/wordml">
+<w:numbering xmlns:wpc="http://schemas.microsoft.com/office/word/2010/wordprocessingCanvas" xmlns:mc="http://schemas.openxmlformats.org/markup-compatibility/2006" xmlns:o="urn:schemas-microsoft-com:office:office" xmlns:r="http://schemas.openxmlformats.org/officeDocument/2006/relationships" xmlns:m="http://schemas.openxmlformats.org/officeDocument/2006/math" xmlns:v="urn:schemas-microsoft-com:vml" xmlns:wp14="http://schemas.microsoft.com/office/word/2010/wordprocessingDrawing" xmlns:wp="http://schemas.openxmlformats.org/drawingml/2006/wordprocessingDrawing" xmlns:w10="urn:schemas-microsoft-com:office:word" xmlns:w="http://schemas.openxmlformats.org/wordprocessingml/2006/main" xmlns:w14="http://schemas.microsoft.com/office/word/2010/wordml" xmlns:wpg="http://schemas.microsoft.com/office/word/2010/wordprocessingGroup" xmlns:wpi="http://schemas.microsoft.com/office/word/2010/wordprocessingInk" xmlns:wne="http://schemas.microsoft.com/office/word/2006/wordml" xmlns:wps="http://schemas.microsoft.com/office/word/2010/wordprocessingShape" mc:Ignorable="w14 wp14">
   <w:abstractNum w:abstractNumId="0">
     <w:nsid w:val="6B660888"/>
     <w:multiLevelType w:val="hybridMultilevel"/>
@@ -1809,7 +2027,7 @@
 </file>
 
 <file path=word/styles.xml><?xml version="1.0" encoding="utf-8"?>
-<w:styles xmlns:r="http://schemas.openxmlformats.org/officeDocument/2006/relationships" xmlns:w="http://schemas.openxmlformats.org/wordprocessingml/2006/main">
+<w:styles xmlns:mc="http://schemas.openxmlformats.org/markup-compatibility/2006" xmlns:r="http://schemas.openxmlformats.org/officeDocument/2006/relationships" xmlns:w="http://schemas.openxmlformats.org/wordprocessingml/2006/main" xmlns:w14="http://schemas.microsoft.com/office/word/2010/wordml" mc:Ignorable="w14">
   <w:docDefaults>
     <w:rPrDefault>
       <w:rPr>
@@ -1980,7 +2198,6 @@
     <w:uiPriority w:val="99"/>
     <w:semiHidden/>
     <w:unhideWhenUsed/>
-    <w:qFormat/>
     <w:tblPr>
       <w:tblInd w:w="0" w:type="dxa"/>
       <w:tblCellMar>
@@ -2584,7 +2801,7 @@
 </file>
 
 <file path=customXml/itemProps1.xml><?xml version="1.0" encoding="utf-8"?>
-<ds:datastoreItem xmlns:ds="http://schemas.openxmlformats.org/officeDocument/2006/customXml" ds:itemID="{BF17E6C8-6FFA-4AE6-997A-440534FF95DB}">
+<ds:datastoreItem xmlns:ds="http://schemas.openxmlformats.org/officeDocument/2006/customXml" ds:itemID="{0F2C1783-0F1D-4305-86AA-B1C783955F5C}">
   <ds:schemaRefs>
     <ds:schemaRef ds:uri="http://schemas.openxmlformats.org/officeDocument/2006/bibliography"/>
   </ds:schemaRefs>

--- a/javaPlaywright/docs/2. Handling Elements and Playwright Locator.docx
+++ b/javaPlaywright/docs/2. Handling Elements and Playwright Locator.docx
@@ -1,6 +1,6 @@
 
 <file path=word/document.xml><?xml version="1.0" encoding="utf-8"?>
-<w:document xmlns:wpc="http://schemas.microsoft.com/office/word/2010/wordprocessingCanvas" xmlns:mc="http://schemas.openxmlformats.org/markup-compatibility/2006" xmlns:o="urn:schemas-microsoft-com:office:office" xmlns:r="http://schemas.openxmlformats.org/officeDocument/2006/relationships" xmlns:m="http://schemas.openxmlformats.org/officeDocument/2006/math" xmlns:v="urn:schemas-microsoft-com:vml" xmlns:wp14="http://schemas.microsoft.com/office/word/2010/wordprocessingDrawing" xmlns:wp="http://schemas.openxmlformats.org/drawingml/2006/wordprocessingDrawing" xmlns:w10="urn:schemas-microsoft-com:office:word" xmlns:w="http://schemas.openxmlformats.org/wordprocessingml/2006/main" xmlns:w14="http://schemas.microsoft.com/office/word/2010/wordml" xmlns:wpg="http://schemas.microsoft.com/office/word/2010/wordprocessingGroup" xmlns:wpi="http://schemas.microsoft.com/office/word/2010/wordprocessingInk" xmlns:wne="http://schemas.microsoft.com/office/word/2006/wordml" xmlns:wps="http://schemas.microsoft.com/office/word/2010/wordprocessingShape" mc:Ignorable="w14 wp14">
+<w:document xmlns:ve="http://schemas.openxmlformats.org/markup-compatibility/2006" xmlns:o="urn:schemas-microsoft-com:office:office" xmlns:r="http://schemas.openxmlformats.org/officeDocument/2006/relationships" xmlns:m="http://schemas.openxmlformats.org/officeDocument/2006/math" xmlns:v="urn:schemas-microsoft-com:vml" xmlns:wp="http://schemas.openxmlformats.org/drawingml/2006/wordprocessingDrawing" xmlns:w10="urn:schemas-microsoft-com:office:word" xmlns:w="http://schemas.openxmlformats.org/wordprocessingml/2006/main" xmlns:wne="http://schemas.microsoft.com/office/word/2006/wordml">
   <w:body>
     <w:p>
       <w:r>
@@ -133,7 +133,7 @@
                     <pic:cNvPicPr/>
                   </pic:nvPicPr>
                   <pic:blipFill>
-                    <a:blip r:embed="rId7"/>
+                    <a:blip r:embed="rId6"/>
                     <a:stretch>
                       <a:fillRect/>
                     </a:stretch>
@@ -182,7 +182,7 @@
       </w:r>
     </w:p>
     <w:p>
-      <w:hyperlink r:id="rId8" w:history="1">
+      <w:hyperlink r:id="rId7" w:history="1">
         <w:r>
           <w:rPr>
             <w:rStyle w:val="Hyperlink"/>
@@ -213,7 +213,7 @@
                     <pic:cNvPicPr/>
                   </pic:nvPicPr>
                   <pic:blipFill>
-                    <a:blip r:embed="rId9"/>
+                    <a:blip r:embed="rId8"/>
                     <a:stretch>
                       <a:fillRect/>
                     </a:stretch>
@@ -333,7 +333,7 @@
                     <pic:cNvPicPr/>
                   </pic:nvPicPr>
                   <pic:blipFill>
-                    <a:blip r:embed="rId10"/>
+                    <a:blip r:embed="rId9"/>
                     <a:stretch>
                       <a:fillRect/>
                     </a:stretch>
@@ -376,7 +376,7 @@
                     <pic:cNvPicPr/>
                   </pic:nvPicPr>
                   <pic:blipFill>
-                    <a:blip r:embed="rId11"/>
+                    <a:blip r:embed="rId10"/>
                     <a:stretch>
                       <a:fillRect/>
                     </a:stretch>
@@ -461,7 +461,7 @@
                     <pic:cNvPicPr/>
                   </pic:nvPicPr>
                   <pic:blipFill>
-                    <a:blip r:embed="rId12"/>
+                    <a:blip r:embed="rId11"/>
                     <a:stretch>
                       <a:fillRect/>
                     </a:stretch>
@@ -536,7 +536,7 @@
                     <pic:cNvPicPr/>
                   </pic:nvPicPr>
                   <pic:blipFill>
-                    <a:blip r:embed="rId13"/>
+                    <a:blip r:embed="rId12"/>
                     <a:stretch>
                       <a:fillRect/>
                     </a:stretch>
@@ -651,7 +651,7 @@
                     <pic:cNvPicPr/>
                   </pic:nvPicPr>
                   <pic:blipFill>
-                    <a:blip r:embed="rId14"/>
+                    <a:blip r:embed="rId13"/>
                     <a:stretch>
                       <a:fillRect/>
                     </a:stretch>
@@ -731,7 +731,7 @@
                     <pic:cNvPicPr/>
                   </pic:nvPicPr>
                   <pic:blipFill>
-                    <a:blip r:embed="rId15"/>
+                    <a:blip r:embed="rId14"/>
                     <a:stretch>
                       <a:fillRect/>
                     </a:stretch>
@@ -855,7 +855,7 @@
                     <pic:cNvPicPr/>
                   </pic:nvPicPr>
                   <pic:blipFill>
-                    <a:blip r:embed="rId16"/>
+                    <a:blip r:embed="rId15"/>
                     <a:stretch>
                       <a:fillRect/>
                     </a:stretch>
@@ -933,7 +933,7 @@
                     <pic:cNvPicPr/>
                   </pic:nvPicPr>
                   <pic:blipFill>
-                    <a:blip r:embed="rId17"/>
+                    <a:blip r:embed="rId16"/>
                     <a:stretch>
                       <a:fillRect/>
                     </a:stretch>
@@ -1013,7 +1013,7 @@
                     <pic:cNvPicPr/>
                   </pic:nvPicPr>
                   <pic:blipFill>
-                    <a:blip r:embed="rId18"/>
+                    <a:blip r:embed="rId17"/>
                     <a:stretch>
                       <a:fillRect/>
                     </a:stretch>
@@ -1095,7 +1095,7 @@
                     <pic:cNvPicPr/>
                   </pic:nvPicPr>
                   <pic:blipFill>
-                    <a:blip r:embed="rId19"/>
+                    <a:blip r:embed="rId18"/>
                     <a:stretch>
                       <a:fillRect/>
                     </a:stretch>
@@ -1247,7 +1247,7 @@
                     <pic:cNvPicPr/>
                   </pic:nvPicPr>
                   <pic:blipFill>
-                    <a:blip r:embed="rId20"/>
+                    <a:blip r:embed="rId19"/>
                     <a:stretch>
                       <a:fillRect/>
                     </a:stretch>
@@ -1326,7 +1326,7 @@
                     <pic:cNvPicPr/>
                   </pic:nvPicPr>
                   <pic:blipFill>
-                    <a:blip r:embed="rId21"/>
+                    <a:blip r:embed="rId20"/>
                     <a:stretch>
                       <a:fillRect/>
                     </a:stretch>
@@ -1404,7 +1404,7 @@
                     </pic:cNvPicPr>
                   </pic:nvPicPr>
                   <pic:blipFill>
-                    <a:blip r:embed="rId22"/>
+                    <a:blip r:embed="rId21"/>
                     <a:srcRect/>
                     <a:stretch>
                       <a:fillRect/>
@@ -1491,7 +1491,7 @@
                     </pic:cNvPicPr>
                   </pic:nvPicPr>
                   <pic:blipFill>
-                    <a:blip r:embed="rId23"/>
+                    <a:blip r:embed="rId22"/>
                     <a:srcRect/>
                     <a:stretch>
                       <a:fillRect/>
@@ -1577,7 +1577,7 @@
                     </pic:cNvPicPr>
                   </pic:nvPicPr>
                   <pic:blipFill>
-                    <a:blip r:embed="rId24"/>
+                    <a:blip r:embed="rId23"/>
                     <a:srcRect/>
                     <a:stretch>
                       <a:fillRect/>
@@ -1662,7 +1662,7 @@
                     </pic:cNvPicPr>
                   </pic:nvPicPr>
                   <pic:blipFill>
-                    <a:blip r:embed="rId25"/>
+                    <a:blip r:embed="rId24"/>
                     <a:srcRect/>
                     <a:stretch>
                       <a:fillRect/>
@@ -1731,7 +1731,7 @@
           <w:noProof/>
         </w:rPr>
         <w:drawing>
-          <wp:inline distT="0" distB="0" distL="0" distR="0" wp14:anchorId="0970F5D9" wp14:editId="3B0BF99D">
+          <wp:inline distT="0" distB="0" distL="0" distR="0">
             <wp:extent cx="5943600" cy="4375150"/>
             <wp:effectExtent l="76200" t="76200" r="114300" b="120650"/>
             <wp:docPr id="19" name="Picture 19"/>
@@ -1746,7 +1746,7 @@
                     <pic:cNvPicPr/>
                   </pic:nvPicPr>
                   <pic:blipFill>
-                    <a:blip r:embed="rId26"/>
+                    <a:blip r:embed="rId25"/>
                     <a:stretch>
                       <a:fillRect/>
                     </a:stretch>
@@ -1810,7 +1810,7 @@
           <w:noProof/>
         </w:rPr>
         <w:drawing>
-          <wp:inline distT="0" distB="0" distL="0" distR="0" wp14:anchorId="33643C66" wp14:editId="3D33B2BB">
+          <wp:inline distT="0" distB="0" distL="0" distR="0">
             <wp:extent cx="5943600" cy="2904490"/>
             <wp:effectExtent l="76200" t="76200" r="114300" b="105410"/>
             <wp:docPr id="20" name="Picture 20"/>
@@ -1825,7 +1825,7 @@
                     <pic:cNvPicPr/>
                   </pic:nvPicPr>
                   <pic:blipFill>
-                    <a:blip r:embed="rId27"/>
+                    <a:blip r:embed="rId26"/>
                     <a:stretch>
                       <a:fillRect/>
                     </a:stretch>
@@ -1868,7 +1868,7 @@
           <w:noProof/>
         </w:rPr>
         <w:drawing>
-          <wp:inline distT="0" distB="0" distL="0" distR="0" wp14:anchorId="3BC8B2E1" wp14:editId="3691EBE3">
+          <wp:inline distT="0" distB="0" distL="0" distR="0">
             <wp:extent cx="5943600" cy="1574800"/>
             <wp:effectExtent l="76200" t="76200" r="114300" b="120650"/>
             <wp:docPr id="21" name="Picture 21"/>
@@ -1883,7 +1883,7 @@
                     <pic:cNvPicPr/>
                   </pic:nvPicPr>
                   <pic:blipFill>
-                    <a:blip r:embed="rId28"/>
+                    <a:blip r:embed="rId27"/>
                     <a:stretch>
                       <a:fillRect/>
                     </a:stretch>
@@ -1919,6 +1919,66 @@
       </w:r>
       <w:bookmarkEnd w:id="0"/>
     </w:p>
+    <w:p>
+      <w:r>
+        <w:rPr>
+          <w:noProof/>
+        </w:rPr>
+        <w:lastRenderedPageBreak/>
+        <w:drawing>
+          <wp:inline distT="0" distB="0" distL="0" distR="0">
+            <wp:extent cx="5943600" cy="3703451"/>
+            <wp:effectExtent l="38100" t="57150" r="114300" b="87499"/>
+            <wp:docPr id="22" name="Picture 1"/>
+            <wp:cNvGraphicFramePr>
+              <a:graphicFrameLocks xmlns:a="http://schemas.openxmlformats.org/drawingml/2006/main" noChangeAspect="1"/>
+            </wp:cNvGraphicFramePr>
+            <a:graphic xmlns:a="http://schemas.openxmlformats.org/drawingml/2006/main">
+              <a:graphicData uri="http://schemas.openxmlformats.org/drawingml/2006/picture">
+                <pic:pic xmlns:pic="http://schemas.openxmlformats.org/drawingml/2006/picture">
+                  <pic:nvPicPr>
+                    <pic:cNvPr id="0" name="Picture 1"/>
+                    <pic:cNvPicPr>
+                      <a:picLocks noChangeAspect="1" noChangeArrowheads="1"/>
+                    </pic:cNvPicPr>
+                  </pic:nvPicPr>
+                  <pic:blipFill>
+                    <a:blip r:embed="rId28"/>
+                    <a:srcRect/>
+                    <a:stretch>
+                      <a:fillRect/>
+                    </a:stretch>
+                  </pic:blipFill>
+                  <pic:spPr bwMode="auto">
+                    <a:xfrm>
+                      <a:off x="0" y="0"/>
+                      <a:ext cx="5943600" cy="3703451"/>
+                    </a:xfrm>
+                    <a:prstGeom prst="rect">
+                      <a:avLst/>
+                    </a:prstGeom>
+                    <a:ln w="38100" cap="sq">
+                      <a:solidFill>
+                        <a:srgbClr val="000000"/>
+                      </a:solidFill>
+                      <a:prstDash val="solid"/>
+                      <a:miter lim="800000"/>
+                    </a:ln>
+                    <a:effectLst>
+                      <a:outerShdw blurRad="50800" dist="38100" dir="2700000" algn="tl" rotWithShape="0">
+                        <a:srgbClr val="000000">
+                          <a:alpha val="43000"/>
+                        </a:srgbClr>
+                      </a:outerShdw>
+                    </a:effectLst>
+                  </pic:spPr>
+                </pic:pic>
+              </a:graphicData>
+            </a:graphic>
+          </wp:inline>
+        </w:drawing>
+      </w:r>
+    </w:p>
     <w:sectPr>
       <w:pgSz w:w="12240" w:h="15840"/>
       <w:pgMar w:top="1440" w:right="1440" w:bottom="1440" w:left="1440" w:header="720" w:footer="720" w:gutter="0"/>
@@ -1930,7 +1990,7 @@
 </file>
 
 <file path=word/numbering.xml><?xml version="1.0" encoding="utf-8"?>
-<w:numbering xmlns:wpc="http://schemas.microsoft.com/office/word/2010/wordprocessingCanvas" xmlns:mc="http://schemas.openxmlformats.org/markup-compatibility/2006" xmlns:o="urn:schemas-microsoft-com:office:office" xmlns:r="http://schemas.openxmlformats.org/officeDocument/2006/relationships" xmlns:m="http://schemas.openxmlformats.org/officeDocument/2006/math" xmlns:v="urn:schemas-microsoft-com:vml" xmlns:wp14="http://schemas.microsoft.com/office/word/2010/wordprocessingDrawing" xmlns:wp="http://schemas.openxmlformats.org/drawingml/2006/wordprocessingDrawing" xmlns:w10="urn:schemas-microsoft-com:office:word" xmlns:w="http://schemas.openxmlformats.org/wordprocessingml/2006/main" xmlns:w14="http://schemas.microsoft.com/office/word/2010/wordml" xmlns:wpg="http://schemas.microsoft.com/office/word/2010/wordprocessingGroup" xmlns:wpi="http://schemas.microsoft.com/office/word/2010/wordprocessingInk" xmlns:wne="http://schemas.microsoft.com/office/word/2006/wordml" xmlns:wps="http://schemas.microsoft.com/office/word/2010/wordprocessingShape" mc:Ignorable="w14 wp14">
+<w:numbering xmlns:ve="http://schemas.openxmlformats.org/markup-compatibility/2006" xmlns:o="urn:schemas-microsoft-com:office:office" xmlns:r="http://schemas.openxmlformats.org/officeDocument/2006/relationships" xmlns:m="http://schemas.openxmlformats.org/officeDocument/2006/math" xmlns:v="urn:schemas-microsoft-com:vml" xmlns:wp="http://schemas.openxmlformats.org/drawingml/2006/wordprocessingDrawing" xmlns:w10="urn:schemas-microsoft-com:office:word" xmlns:w="http://schemas.openxmlformats.org/wordprocessingml/2006/main" xmlns:wne="http://schemas.microsoft.com/office/word/2006/wordml">
   <w:abstractNum w:abstractNumId="0">
     <w:nsid w:val="6B660888"/>
     <w:multiLevelType w:val="hybridMultilevel"/>
@@ -2027,7 +2087,7 @@
 </file>
 
 <file path=word/styles.xml><?xml version="1.0" encoding="utf-8"?>
-<w:styles xmlns:mc="http://schemas.openxmlformats.org/markup-compatibility/2006" xmlns:r="http://schemas.openxmlformats.org/officeDocument/2006/relationships" xmlns:w="http://schemas.openxmlformats.org/wordprocessingml/2006/main" xmlns:w14="http://schemas.microsoft.com/office/word/2010/wordml" mc:Ignorable="w14">
+<w:styles xmlns:r="http://schemas.openxmlformats.org/officeDocument/2006/relationships" xmlns:w="http://schemas.openxmlformats.org/wordprocessingml/2006/main">
   <w:docDefaults>
     <w:rPrDefault>
       <w:rPr>
@@ -2198,6 +2258,7 @@
     <w:uiPriority w:val="99"/>
     <w:semiHidden/>
     <w:unhideWhenUsed/>
+    <w:qFormat/>
     <w:tblPr>
       <w:tblInd w:w="0" w:type="dxa"/>
       <w:tblCellMar>

--- a/javaPlaywright/docs/2. Handling Elements and Playwright Locator.docx
+++ b/javaPlaywright/docs/2. Handling Elements and Playwright Locator.docx
@@ -1,6 +1,6 @@
 
 <file path=word/document.xml><?xml version="1.0" encoding="utf-8"?>
-<w:document xmlns:ve="http://schemas.openxmlformats.org/markup-compatibility/2006" xmlns:o="urn:schemas-microsoft-com:office:office" xmlns:r="http://schemas.openxmlformats.org/officeDocument/2006/relationships" xmlns:m="http://schemas.openxmlformats.org/officeDocument/2006/math" xmlns:v="urn:schemas-microsoft-com:vml" xmlns:wp="http://schemas.openxmlformats.org/drawingml/2006/wordprocessingDrawing" xmlns:w10="urn:schemas-microsoft-com:office:word" xmlns:w="http://schemas.openxmlformats.org/wordprocessingml/2006/main" xmlns:wne="http://schemas.microsoft.com/office/word/2006/wordml">
+<w:document xmlns:wpc="http://schemas.microsoft.com/office/word/2010/wordprocessingCanvas" xmlns:mc="http://schemas.openxmlformats.org/markup-compatibility/2006" xmlns:o="urn:schemas-microsoft-com:office:office" xmlns:r="http://schemas.openxmlformats.org/officeDocument/2006/relationships" xmlns:m="http://schemas.openxmlformats.org/officeDocument/2006/math" xmlns:v="urn:schemas-microsoft-com:vml" xmlns:wp14="http://schemas.microsoft.com/office/word/2010/wordprocessingDrawing" xmlns:wp="http://schemas.openxmlformats.org/drawingml/2006/wordprocessingDrawing" xmlns:w10="urn:schemas-microsoft-com:office:word" xmlns:w="http://schemas.openxmlformats.org/wordprocessingml/2006/main" xmlns:w14="http://schemas.microsoft.com/office/word/2010/wordml" xmlns:wpg="http://schemas.microsoft.com/office/word/2010/wordprocessingGroup" xmlns:wpi="http://schemas.microsoft.com/office/word/2010/wordprocessingInk" xmlns:wne="http://schemas.microsoft.com/office/word/2006/wordml" xmlns:wps="http://schemas.microsoft.com/office/word/2010/wordprocessingShape" mc:Ignorable="w14 wp14">
   <w:body>
     <w:p>
       <w:r>
@@ -133,7 +133,7 @@
                     <pic:cNvPicPr/>
                   </pic:nvPicPr>
                   <pic:blipFill>
-                    <a:blip r:embed="rId6"/>
+                    <a:blip r:embed="rId7"/>
                     <a:stretch>
                       <a:fillRect/>
                     </a:stretch>
@@ -182,7 +182,7 @@
       </w:r>
     </w:p>
     <w:p>
-      <w:hyperlink r:id="rId7" w:history="1">
+      <w:hyperlink r:id="rId8" w:history="1">
         <w:r>
           <w:rPr>
             <w:rStyle w:val="Hyperlink"/>
@@ -213,7 +213,7 @@
                     <pic:cNvPicPr/>
                   </pic:nvPicPr>
                   <pic:blipFill>
-                    <a:blip r:embed="rId8"/>
+                    <a:blip r:embed="rId9"/>
                     <a:stretch>
                       <a:fillRect/>
                     </a:stretch>
@@ -260,7 +260,15 @@
       </w:r>
       <w:proofErr w:type="spellStart"/>
       <w:r>
-        <w:t>mvnexec</w:t>
+        <w:t>mvn</w:t>
+      </w:r>
+      <w:proofErr w:type="spellEnd"/>
+      <w:r>
+        <w:t xml:space="preserve"> </w:t>
+      </w:r>
+      <w:proofErr w:type="spellStart"/>
+      <w:r>
+        <w:t>exec</w:t>
       </w:r>
       <w:proofErr w:type="gramStart"/>
       <w:r>
@@ -297,10 +305,18 @@
       </w:r>
       <w:proofErr w:type="spellStart"/>
       <w:r>
-        <w:t>codegendemo.playwright.dev</w:t>
+        <w:t>codegen</w:t>
       </w:r>
       <w:proofErr w:type="spellEnd"/>
       <w:r>
+        <w:t xml:space="preserve"> </w:t>
+      </w:r>
+      <w:proofErr w:type="spellStart"/>
+      <w:r>
+        <w:t>demo.playwright.dev</w:t>
+      </w:r>
+      <w:proofErr w:type="spellEnd"/>
+      <w:r>
         <w:t>/</w:t>
       </w:r>
       <w:proofErr w:type="spellStart"/>
@@ -311,6 +327,8 @@
       <w:r>
         <w:t>"</w:t>
       </w:r>
+      <w:bookmarkStart w:id="0" w:name="_GoBack"/>
+      <w:bookmarkEnd w:id="0"/>
     </w:p>
     <w:p>
       <w:r>
@@ -333,7 +351,7 @@
                     <pic:cNvPicPr/>
                   </pic:nvPicPr>
                   <pic:blipFill>
-                    <a:blip r:embed="rId9"/>
+                    <a:blip r:embed="rId10"/>
                     <a:stretch>
                       <a:fillRect/>
                     </a:stretch>
@@ -376,7 +394,7 @@
                     <pic:cNvPicPr/>
                   </pic:nvPicPr>
                   <pic:blipFill>
-                    <a:blip r:embed="rId10"/>
+                    <a:blip r:embed="rId11"/>
                     <a:stretch>
                       <a:fillRect/>
                     </a:stretch>
@@ -461,7 +479,7 @@
                     <pic:cNvPicPr/>
                   </pic:nvPicPr>
                   <pic:blipFill>
-                    <a:blip r:embed="rId11"/>
+                    <a:blip r:embed="rId12"/>
                     <a:stretch>
                       <a:fillRect/>
                     </a:stretch>
@@ -536,7 +554,7 @@
                     <pic:cNvPicPr/>
                   </pic:nvPicPr>
                   <pic:blipFill>
-                    <a:blip r:embed="rId12"/>
+                    <a:blip r:embed="rId13"/>
                     <a:stretch>
                       <a:fillRect/>
                     </a:stretch>
@@ -651,7 +669,7 @@
                     <pic:cNvPicPr/>
                   </pic:nvPicPr>
                   <pic:blipFill>
-                    <a:blip r:embed="rId13"/>
+                    <a:blip r:embed="rId14"/>
                     <a:stretch>
                       <a:fillRect/>
                     </a:stretch>
@@ -731,7 +749,7 @@
                     <pic:cNvPicPr/>
                   </pic:nvPicPr>
                   <pic:blipFill>
-                    <a:blip r:embed="rId14"/>
+                    <a:blip r:embed="rId15"/>
                     <a:stretch>
                       <a:fillRect/>
                     </a:stretch>
@@ -855,7 +873,7 @@
                     <pic:cNvPicPr/>
                   </pic:nvPicPr>
                   <pic:blipFill>
-                    <a:blip r:embed="rId15"/>
+                    <a:blip r:embed="rId16"/>
                     <a:stretch>
                       <a:fillRect/>
                     </a:stretch>
@@ -933,7 +951,7 @@
                     <pic:cNvPicPr/>
                   </pic:nvPicPr>
                   <pic:blipFill>
-                    <a:blip r:embed="rId16"/>
+                    <a:blip r:embed="rId17"/>
                     <a:stretch>
                       <a:fillRect/>
                     </a:stretch>
@@ -1013,7 +1031,7 @@
                     <pic:cNvPicPr/>
                   </pic:nvPicPr>
                   <pic:blipFill>
-                    <a:blip r:embed="rId17"/>
+                    <a:blip r:embed="rId18"/>
                     <a:stretch>
                       <a:fillRect/>
                     </a:stretch>
@@ -1095,7 +1113,7 @@
                     <pic:cNvPicPr/>
                   </pic:nvPicPr>
                   <pic:blipFill>
-                    <a:blip r:embed="rId18"/>
+                    <a:blip r:embed="rId19"/>
                     <a:stretch>
                       <a:fillRect/>
                     </a:stretch>
@@ -1247,7 +1265,7 @@
                     <pic:cNvPicPr/>
                   </pic:nvPicPr>
                   <pic:blipFill>
-                    <a:blip r:embed="rId19"/>
+                    <a:blip r:embed="rId20"/>
                     <a:stretch>
                       <a:fillRect/>
                     </a:stretch>
@@ -1326,7 +1344,7 @@
                     <pic:cNvPicPr/>
                   </pic:nvPicPr>
                   <pic:blipFill>
-                    <a:blip r:embed="rId20"/>
+                    <a:blip r:embed="rId21"/>
                     <a:stretch>
                       <a:fillRect/>
                     </a:stretch>
@@ -1404,7 +1422,7 @@
                     </pic:cNvPicPr>
                   </pic:nvPicPr>
                   <pic:blipFill>
-                    <a:blip r:embed="rId21"/>
+                    <a:blip r:embed="rId22"/>
                     <a:srcRect/>
                     <a:stretch>
                       <a:fillRect/>
@@ -1491,7 +1509,7 @@
                     </pic:cNvPicPr>
                   </pic:nvPicPr>
                   <pic:blipFill>
-                    <a:blip r:embed="rId22"/>
+                    <a:blip r:embed="rId23"/>
                     <a:srcRect/>
                     <a:stretch>
                       <a:fillRect/>
@@ -1577,7 +1595,7 @@
                     </pic:cNvPicPr>
                   </pic:nvPicPr>
                   <pic:blipFill>
-                    <a:blip r:embed="rId23"/>
+                    <a:blip r:embed="rId24"/>
                     <a:srcRect/>
                     <a:stretch>
                       <a:fillRect/>
@@ -1662,7 +1680,7 @@
                     </pic:cNvPicPr>
                   </pic:nvPicPr>
                   <pic:blipFill>
-                    <a:blip r:embed="rId24"/>
+                    <a:blip r:embed="rId25"/>
                     <a:srcRect/>
                     <a:stretch>
                       <a:fillRect/>
@@ -1746,7 +1764,7 @@
                     <pic:cNvPicPr/>
                   </pic:nvPicPr>
                   <pic:blipFill>
-                    <a:blip r:embed="rId25"/>
+                    <a:blip r:embed="rId26"/>
                     <a:stretch>
                       <a:fillRect/>
                     </a:stretch>
@@ -1801,7 +1819,12 @@
         <w:t>Trace Viewer</w:t>
       </w:r>
       <w:r>
-        <w:t>: Trace viewer keeps a track of the execution.</w:t>
+        <w:t xml:space="preserve">: </w:t>
+      </w:r>
+    </w:p>
+    <w:p>
+      <w:r>
+        <w:t>Trace viewer keeps a track of the execution.</w:t>
       </w:r>
     </w:p>
     <w:p>
@@ -1825,7 +1848,7 @@
                     <pic:cNvPicPr/>
                   </pic:nvPicPr>
                   <pic:blipFill>
-                    <a:blip r:embed="rId26"/>
+                    <a:blip r:embed="rId27"/>
                     <a:stretch>
                       <a:fillRect/>
                     </a:stretch>
@@ -1862,7 +1885,6 @@
     </w:p>
     <w:p/>
     <w:p>
-      <w:bookmarkStart w:id="0" w:name="_GoBack"/>
       <w:r>
         <w:rPr>
           <w:noProof/>
@@ -1883,7 +1905,7 @@
                     <pic:cNvPicPr/>
                   </pic:nvPicPr>
                   <pic:blipFill>
-                    <a:blip r:embed="rId27"/>
+                    <a:blip r:embed="rId28"/>
                     <a:stretch>
                       <a:fillRect/>
                     </a:stretch>
@@ -1917,7 +1939,6 @@
           </wp:inline>
         </w:drawing>
       </w:r>
-      <w:bookmarkEnd w:id="0"/>
     </w:p>
     <w:p>
       <w:r>
@@ -1943,7 +1964,7 @@
                     </pic:cNvPicPr>
                   </pic:nvPicPr>
                   <pic:blipFill>
-                    <a:blip r:embed="rId28"/>
+                    <a:blip r:embed="rId29"/>
                     <a:srcRect/>
                     <a:stretch>
                       <a:fillRect/>
@@ -1979,6 +2000,289 @@
         </w:drawing>
       </w:r>
     </w:p>
+    <w:p>
+      <w:proofErr w:type="spellStart"/>
+      <w:proofErr w:type="gramStart"/>
+      <w:r>
+        <w:t>mvn</w:t>
+      </w:r>
+      <w:proofErr w:type="spellEnd"/>
+      <w:proofErr w:type="gramEnd"/>
+      <w:r>
+        <w:t xml:space="preserve"> </w:t>
+      </w:r>
+      <w:proofErr w:type="spellStart"/>
+      <w:r>
+        <w:t>exec:java</w:t>
+      </w:r>
+      <w:proofErr w:type="spellEnd"/>
+      <w:r>
+        <w:t xml:space="preserve"> -e -D </w:t>
+      </w:r>
+      <w:proofErr w:type="spellStart"/>
+      <w:r>
+        <w:t>exec.mainClass</w:t>
+      </w:r>
+      <w:proofErr w:type="spellEnd"/>
+      <w:r>
+        <w:t>=</w:t>
+      </w:r>
+      <w:proofErr w:type="spellStart"/>
+      <w:r>
+        <w:t>com.microsoft.playwright.CLI</w:t>
+      </w:r>
+      <w:proofErr w:type="spellEnd"/>
+      <w:r>
+        <w:t xml:space="preserve"> -D </w:t>
+      </w:r>
+      <w:proofErr w:type="spellStart"/>
+      <w:r>
+        <w:t>exec.args</w:t>
+      </w:r>
+      <w:proofErr w:type="spellEnd"/>
+      <w:r>
+        <w:t>="show-trace trace.zip"</w:t>
+      </w:r>
+    </w:p>
+    <w:p>
+      <w:r>
+        <w:rPr>
+          <w:noProof/>
+        </w:rPr>
+        <w:drawing>
+          <wp:inline distT="0" distB="0" distL="0" distR="0" wp14:anchorId="22BE9A61" wp14:editId="2B2ACC38">
+            <wp:extent cx="5943600" cy="1538605"/>
+            <wp:effectExtent l="0" t="0" r="0" b="0"/>
+            <wp:docPr id="23" name="Picture 23"/>
+            <wp:cNvGraphicFramePr>
+              <a:graphicFrameLocks xmlns:a="http://schemas.openxmlformats.org/drawingml/2006/main" noChangeAspect="1"/>
+            </wp:cNvGraphicFramePr>
+            <a:graphic xmlns:a="http://schemas.openxmlformats.org/drawingml/2006/main">
+              <a:graphicData uri="http://schemas.openxmlformats.org/drawingml/2006/picture">
+                <pic:pic xmlns:pic="http://schemas.openxmlformats.org/drawingml/2006/picture">
+                  <pic:nvPicPr>
+                    <pic:cNvPr id="0" name=""/>
+                    <pic:cNvPicPr/>
+                  </pic:nvPicPr>
+                  <pic:blipFill>
+                    <a:blip r:embed="rId30"/>
+                    <a:stretch>
+                      <a:fillRect/>
+                    </a:stretch>
+                  </pic:blipFill>
+                  <pic:spPr>
+                    <a:xfrm>
+                      <a:off x="0" y="0"/>
+                      <a:ext cx="5943600" cy="1538605"/>
+                    </a:xfrm>
+                    <a:prstGeom prst="rect">
+                      <a:avLst/>
+                    </a:prstGeom>
+                  </pic:spPr>
+                </pic:pic>
+              </a:graphicData>
+            </a:graphic>
+          </wp:inline>
+        </w:drawing>
+      </w:r>
+    </w:p>
+    <w:p>
+      <w:r>
+        <w:rPr>
+          <w:noProof/>
+        </w:rPr>
+        <w:lastRenderedPageBreak/>
+        <w:drawing>
+          <wp:inline distT="0" distB="0" distL="0" distR="0" wp14:anchorId="24EFDAF6" wp14:editId="1BF5A7ED">
+            <wp:extent cx="5943600" cy="2911475"/>
+            <wp:effectExtent l="76200" t="76200" r="114300" b="117475"/>
+            <wp:docPr id="24" name="Picture 24"/>
+            <wp:cNvGraphicFramePr>
+              <a:graphicFrameLocks xmlns:a="http://schemas.openxmlformats.org/drawingml/2006/main" noChangeAspect="1"/>
+            </wp:cNvGraphicFramePr>
+            <a:graphic xmlns:a="http://schemas.openxmlformats.org/drawingml/2006/main">
+              <a:graphicData uri="http://schemas.openxmlformats.org/drawingml/2006/picture">
+                <pic:pic xmlns:pic="http://schemas.openxmlformats.org/drawingml/2006/picture">
+                  <pic:nvPicPr>
+                    <pic:cNvPr id="0" name=""/>
+                    <pic:cNvPicPr/>
+                  </pic:nvPicPr>
+                  <pic:blipFill>
+                    <a:blip r:embed="rId31"/>
+                    <a:stretch>
+                      <a:fillRect/>
+                    </a:stretch>
+                  </pic:blipFill>
+                  <pic:spPr>
+                    <a:xfrm>
+                      <a:off x="0" y="0"/>
+                      <a:ext cx="5943600" cy="2911475"/>
+                    </a:xfrm>
+                    <a:prstGeom prst="rect">
+                      <a:avLst/>
+                    </a:prstGeom>
+                    <a:ln w="38100" cap="sq">
+                      <a:solidFill>
+                        <a:srgbClr val="000000"/>
+                      </a:solidFill>
+                      <a:prstDash val="solid"/>
+                      <a:miter lim="800000"/>
+                    </a:ln>
+                    <a:effectLst>
+                      <a:outerShdw blurRad="50800" dist="38100" dir="2700000" algn="tl" rotWithShape="0">
+                        <a:srgbClr val="000000">
+                          <a:alpha val="43000"/>
+                        </a:srgbClr>
+                      </a:outerShdw>
+                    </a:effectLst>
+                  </pic:spPr>
+                </pic:pic>
+              </a:graphicData>
+            </a:graphic>
+          </wp:inline>
+        </w:drawing>
+      </w:r>
+    </w:p>
+    <w:p>
+      <w:r>
+        <w:rPr>
+          <w:sz w:val="40"/>
+          <w:szCs w:val="40"/>
+          <w:highlight w:val="yellow"/>
+        </w:rPr>
+        <w:t>Assertion</w:t>
+      </w:r>
+      <w:r>
+        <w:t>:</w:t>
+      </w:r>
+    </w:p>
+    <w:p>
+      <w:r>
+        <w:rPr>
+          <w:noProof/>
+        </w:rPr>
+        <w:drawing>
+          <wp:inline distT="0" distB="0" distL="0" distR="0" wp14:anchorId="13257EF6" wp14:editId="137E161E">
+            <wp:extent cx="5943600" cy="4194810"/>
+            <wp:effectExtent l="76200" t="76200" r="114300" b="110490"/>
+            <wp:docPr id="25" name="Picture 25"/>
+            <wp:cNvGraphicFramePr>
+              <a:graphicFrameLocks xmlns:a="http://schemas.openxmlformats.org/drawingml/2006/main" noChangeAspect="1"/>
+            </wp:cNvGraphicFramePr>
+            <a:graphic xmlns:a="http://schemas.openxmlformats.org/drawingml/2006/main">
+              <a:graphicData uri="http://schemas.openxmlformats.org/drawingml/2006/picture">
+                <pic:pic xmlns:pic="http://schemas.openxmlformats.org/drawingml/2006/picture">
+                  <pic:nvPicPr>
+                    <pic:cNvPr id="0" name=""/>
+                    <pic:cNvPicPr/>
+                  </pic:nvPicPr>
+                  <pic:blipFill>
+                    <a:blip r:embed="rId32"/>
+                    <a:stretch>
+                      <a:fillRect/>
+                    </a:stretch>
+                  </pic:blipFill>
+                  <pic:spPr>
+                    <a:xfrm>
+                      <a:off x="0" y="0"/>
+                      <a:ext cx="5943600" cy="4194810"/>
+                    </a:xfrm>
+                    <a:prstGeom prst="rect">
+                      <a:avLst/>
+                    </a:prstGeom>
+                    <a:ln w="38100" cap="sq">
+                      <a:solidFill>
+                        <a:srgbClr val="000000"/>
+                      </a:solidFill>
+                      <a:prstDash val="solid"/>
+                      <a:miter lim="800000"/>
+                    </a:ln>
+                    <a:effectLst>
+                      <a:outerShdw blurRad="50800" dist="38100" dir="2700000" algn="tl" rotWithShape="0">
+                        <a:srgbClr val="000000">
+                          <a:alpha val="43000"/>
+                        </a:srgbClr>
+                      </a:outerShdw>
+                    </a:effectLst>
+                  </pic:spPr>
+                </pic:pic>
+              </a:graphicData>
+            </a:graphic>
+          </wp:inline>
+        </w:drawing>
+      </w:r>
+    </w:p>
+    <w:p>
+      <w:r>
+        <w:rPr>
+          <w:sz w:val="40"/>
+          <w:szCs w:val="40"/>
+          <w:highlight w:val="yellow"/>
+        </w:rPr>
+        <w:lastRenderedPageBreak/>
+        <w:t>Playwright Locators</w:t>
+      </w:r>
+      <w:r>
+        <w:t>:</w:t>
+      </w:r>
+    </w:p>
+    <w:p>
+      <w:r>
+        <w:rPr>
+          <w:noProof/>
+        </w:rPr>
+        <w:drawing>
+          <wp:inline distT="0" distB="0" distL="0" distR="0" wp14:anchorId="7024DBAD" wp14:editId="65C0BEBF">
+            <wp:extent cx="5943600" cy="3315335"/>
+            <wp:effectExtent l="76200" t="76200" r="114300" b="113665"/>
+            <wp:docPr id="26" name="Picture 26"/>
+            <wp:cNvGraphicFramePr>
+              <a:graphicFrameLocks xmlns:a="http://schemas.openxmlformats.org/drawingml/2006/main" noChangeAspect="1"/>
+            </wp:cNvGraphicFramePr>
+            <a:graphic xmlns:a="http://schemas.openxmlformats.org/drawingml/2006/main">
+              <a:graphicData uri="http://schemas.openxmlformats.org/drawingml/2006/picture">
+                <pic:pic xmlns:pic="http://schemas.openxmlformats.org/drawingml/2006/picture">
+                  <pic:nvPicPr>
+                    <pic:cNvPr id="0" name=""/>
+                    <pic:cNvPicPr/>
+                  </pic:nvPicPr>
+                  <pic:blipFill>
+                    <a:blip r:embed="rId33"/>
+                    <a:stretch>
+                      <a:fillRect/>
+                    </a:stretch>
+                  </pic:blipFill>
+                  <pic:spPr>
+                    <a:xfrm>
+                      <a:off x="0" y="0"/>
+                      <a:ext cx="5943600" cy="3315335"/>
+                    </a:xfrm>
+                    <a:prstGeom prst="rect">
+                      <a:avLst/>
+                    </a:prstGeom>
+                    <a:ln w="38100" cap="sq">
+                      <a:solidFill>
+                        <a:srgbClr val="000000"/>
+                      </a:solidFill>
+                      <a:prstDash val="solid"/>
+                      <a:miter lim="800000"/>
+                    </a:ln>
+                    <a:effectLst>
+                      <a:outerShdw blurRad="50800" dist="38100" dir="2700000" algn="tl" rotWithShape="0">
+                        <a:srgbClr val="000000">
+                          <a:alpha val="43000"/>
+                        </a:srgbClr>
+                      </a:outerShdw>
+                    </a:effectLst>
+                  </pic:spPr>
+                </pic:pic>
+              </a:graphicData>
+            </a:graphic>
+          </wp:inline>
+        </w:drawing>
+      </w:r>
+    </w:p>
+    <w:p/>
     <w:sectPr>
       <w:pgSz w:w="12240" w:h="15840"/>
       <w:pgMar w:top="1440" w:right="1440" w:bottom="1440" w:left="1440" w:header="720" w:footer="720" w:gutter="0"/>
@@ -1990,7 +2294,7 @@
 </file>
 
 <file path=word/numbering.xml><?xml version="1.0" encoding="utf-8"?>
-<w:numbering xmlns:ve="http://schemas.openxmlformats.org/markup-compatibility/2006" xmlns:o="urn:schemas-microsoft-com:office:office" xmlns:r="http://schemas.openxmlformats.org/officeDocument/2006/relationships" xmlns:m="http://schemas.openxmlformats.org/officeDocument/2006/math" xmlns:v="urn:schemas-microsoft-com:vml" xmlns:wp="http://schemas.openxmlformats.org/drawingml/2006/wordprocessingDrawing" xmlns:w10="urn:schemas-microsoft-com:office:word" xmlns:w="http://schemas.openxmlformats.org/wordprocessingml/2006/main" xmlns:wne="http://schemas.microsoft.com/office/word/2006/wordml">
+<w:numbering xmlns:wpc="http://schemas.microsoft.com/office/word/2010/wordprocessingCanvas" xmlns:mc="http://schemas.openxmlformats.org/markup-compatibility/2006" xmlns:o="urn:schemas-microsoft-com:office:office" xmlns:r="http://schemas.openxmlformats.org/officeDocument/2006/relationships" xmlns:m="http://schemas.openxmlformats.org/officeDocument/2006/math" xmlns:v="urn:schemas-microsoft-com:vml" xmlns:wp14="http://schemas.microsoft.com/office/word/2010/wordprocessingDrawing" xmlns:wp="http://schemas.openxmlformats.org/drawingml/2006/wordprocessingDrawing" xmlns:w10="urn:schemas-microsoft-com:office:word" xmlns:w="http://schemas.openxmlformats.org/wordprocessingml/2006/main" xmlns:w14="http://schemas.microsoft.com/office/word/2010/wordml" xmlns:wpg="http://schemas.microsoft.com/office/word/2010/wordprocessingGroup" xmlns:wpi="http://schemas.microsoft.com/office/word/2010/wordprocessingInk" xmlns:wne="http://schemas.microsoft.com/office/word/2006/wordml" xmlns:wps="http://schemas.microsoft.com/office/word/2010/wordprocessingShape" mc:Ignorable="w14 wp14">
   <w:abstractNum w:abstractNumId="0">
     <w:nsid w:val="6B660888"/>
     <w:multiLevelType w:val="hybridMultilevel"/>
@@ -2087,7 +2391,7 @@
 </file>
 
 <file path=word/styles.xml><?xml version="1.0" encoding="utf-8"?>
-<w:styles xmlns:r="http://schemas.openxmlformats.org/officeDocument/2006/relationships" xmlns:w="http://schemas.openxmlformats.org/wordprocessingml/2006/main">
+<w:styles xmlns:mc="http://schemas.openxmlformats.org/markup-compatibility/2006" xmlns:r="http://schemas.openxmlformats.org/officeDocument/2006/relationships" xmlns:w="http://schemas.openxmlformats.org/wordprocessingml/2006/main" xmlns:w14="http://schemas.microsoft.com/office/word/2010/wordml" mc:Ignorable="w14">
   <w:docDefaults>
     <w:rPrDefault>
       <w:rPr>
@@ -2258,7 +2562,6 @@
     <w:uiPriority w:val="99"/>
     <w:semiHidden/>
     <w:unhideWhenUsed/>
-    <w:qFormat/>
     <w:tblPr>
       <w:tblInd w:w="0" w:type="dxa"/>
       <w:tblCellMar>
@@ -2862,7 +3165,7 @@
 </file>
 
 <file path=customXml/itemProps1.xml><?xml version="1.0" encoding="utf-8"?>
-<ds:datastoreItem xmlns:ds="http://schemas.openxmlformats.org/officeDocument/2006/customXml" ds:itemID="{0F2C1783-0F1D-4305-86AA-B1C783955F5C}">
+<ds:datastoreItem xmlns:ds="http://schemas.openxmlformats.org/officeDocument/2006/customXml" ds:itemID="{F62E0435-9652-40A7-A6CB-2D341517E046}">
   <ds:schemaRefs>
     <ds:schemaRef ds:uri="http://schemas.openxmlformats.org/officeDocument/2006/bibliography"/>
   </ds:schemaRefs>

--- a/javaPlaywright/docs/2. Handling Elements and Playwright Locator.docx
+++ b/javaPlaywright/docs/2. Handling Elements and Playwright Locator.docx
@@ -327,8 +327,6 @@
       <w:r>
         <w:t>"</w:t>
       </w:r>
-      <w:bookmarkStart w:id="0" w:name="_GoBack"/>
-      <w:bookmarkEnd w:id="0"/>
     </w:p>
     <w:p>
       <w:r>
@@ -2282,7 +2280,65 @@
         </w:drawing>
       </w:r>
     </w:p>
-    <w:p/>
+    <w:p>
+      <w:bookmarkStart w:id="0" w:name="_GoBack"/>
+      <w:r>
+        <w:rPr>
+          <w:noProof/>
+        </w:rPr>
+        <w:lastRenderedPageBreak/>
+        <w:drawing>
+          <wp:inline distT="0" distB="0" distL="0" distR="0" wp14:anchorId="67865148" wp14:editId="580CA37C">
+            <wp:extent cx="5943600" cy="4290695"/>
+            <wp:effectExtent l="76200" t="76200" r="114300" b="109855"/>
+            <wp:docPr id="27" name="Picture 27"/>
+            <wp:cNvGraphicFramePr>
+              <a:graphicFrameLocks xmlns:a="http://schemas.openxmlformats.org/drawingml/2006/main" noChangeAspect="1"/>
+            </wp:cNvGraphicFramePr>
+            <a:graphic xmlns:a="http://schemas.openxmlformats.org/drawingml/2006/main">
+              <a:graphicData uri="http://schemas.openxmlformats.org/drawingml/2006/picture">
+                <pic:pic xmlns:pic="http://schemas.openxmlformats.org/drawingml/2006/picture">
+                  <pic:nvPicPr>
+                    <pic:cNvPr id="0" name=""/>
+                    <pic:cNvPicPr/>
+                  </pic:nvPicPr>
+                  <pic:blipFill>
+                    <a:blip r:embed="rId34"/>
+                    <a:stretch>
+                      <a:fillRect/>
+                    </a:stretch>
+                  </pic:blipFill>
+                  <pic:spPr>
+                    <a:xfrm>
+                      <a:off x="0" y="0"/>
+                      <a:ext cx="5943600" cy="4290695"/>
+                    </a:xfrm>
+                    <a:prstGeom prst="rect">
+                      <a:avLst/>
+                    </a:prstGeom>
+                    <a:ln w="38100" cap="sq">
+                      <a:solidFill>
+                        <a:srgbClr val="000000"/>
+                      </a:solidFill>
+                      <a:prstDash val="solid"/>
+                      <a:miter lim="800000"/>
+                    </a:ln>
+                    <a:effectLst>
+                      <a:outerShdw blurRad="50800" dist="38100" dir="2700000" algn="tl" rotWithShape="0">
+                        <a:srgbClr val="000000">
+                          <a:alpha val="43000"/>
+                        </a:srgbClr>
+                      </a:outerShdw>
+                    </a:effectLst>
+                  </pic:spPr>
+                </pic:pic>
+              </a:graphicData>
+            </a:graphic>
+          </wp:inline>
+        </w:drawing>
+      </w:r>
+      <w:bookmarkEnd w:id="0"/>
+    </w:p>
     <w:sectPr>
       <w:pgSz w:w="12240" w:h="15840"/>
       <w:pgMar w:top="1440" w:right="1440" w:bottom="1440" w:left="1440" w:header="720" w:footer="720" w:gutter="0"/>
@@ -3165,7 +3221,7 @@
 </file>
 
 <file path=customXml/itemProps1.xml><?xml version="1.0" encoding="utf-8"?>
-<ds:datastoreItem xmlns:ds="http://schemas.openxmlformats.org/officeDocument/2006/customXml" ds:itemID="{F62E0435-9652-40A7-A6CB-2D341517E046}">
+<ds:datastoreItem xmlns:ds="http://schemas.openxmlformats.org/officeDocument/2006/customXml" ds:itemID="{8672C9AE-C71B-49DE-8AC3-AC745D703338}">
   <ds:schemaRefs>
     <ds:schemaRef ds:uri="http://schemas.openxmlformats.org/officeDocument/2006/bibliography"/>
   </ds:schemaRefs>

--- a/javaPlaywright/docs/2. Handling Elements and Playwright Locator.docx
+++ b/javaPlaywright/docs/2. Handling Elements and Playwright Locator.docx
@@ -2281,7 +2281,6 @@
       </w:r>
     </w:p>
     <w:p>
-      <w:bookmarkStart w:id="0" w:name="_GoBack"/>
       <w:r>
         <w:rPr>
           <w:noProof/>
@@ -2312,6 +2311,168 @@
                     <a:xfrm>
                       <a:off x="0" y="0"/>
                       <a:ext cx="5943600" cy="4290695"/>
+                    </a:xfrm>
+                    <a:prstGeom prst="rect">
+                      <a:avLst/>
+                    </a:prstGeom>
+                    <a:ln w="38100" cap="sq">
+                      <a:solidFill>
+                        <a:srgbClr val="000000"/>
+                      </a:solidFill>
+                      <a:prstDash val="solid"/>
+                      <a:miter lim="800000"/>
+                    </a:ln>
+                    <a:effectLst>
+                      <a:outerShdw blurRad="50800" dist="38100" dir="2700000" algn="tl" rotWithShape="0">
+                        <a:srgbClr val="000000">
+                          <a:alpha val="43000"/>
+                        </a:srgbClr>
+                      </a:outerShdw>
+                    </a:effectLst>
+                  </pic:spPr>
+                </pic:pic>
+              </a:graphicData>
+            </a:graphic>
+          </wp:inline>
+        </w:drawing>
+      </w:r>
+    </w:p>
+    <w:p/>
+    <w:p/>
+    <w:p/>
+    <w:p/>
+    <w:p/>
+    <w:p/>
+    <w:p/>
+    <w:p/>
+    <w:p/>
+    <w:p/>
+    <w:p/>
+    <w:p>
+      <w:r>
+        <w:rPr>
+          <w:sz w:val="40"/>
+          <w:szCs w:val="40"/>
+          <w:highlight w:val="yellow"/>
+        </w:rPr>
+        <w:lastRenderedPageBreak/>
+        <w:t>Get Request</w:t>
+      </w:r>
+      <w:r>
+        <w:t>:</w:t>
+      </w:r>
+    </w:p>
+    <w:p>
+      <w:r>
+        <w:rPr>
+          <w:noProof/>
+        </w:rPr>
+        <w:drawing>
+          <wp:inline distT="0" distB="0" distL="0" distR="0" wp14:anchorId="21C38377" wp14:editId="4EF09E9D">
+            <wp:extent cx="5943600" cy="4032885"/>
+            <wp:effectExtent l="76200" t="76200" r="114300" b="120015"/>
+            <wp:docPr id="28" name="Picture 28"/>
+            <wp:cNvGraphicFramePr>
+              <a:graphicFrameLocks xmlns:a="http://schemas.openxmlformats.org/drawingml/2006/main" noChangeAspect="1"/>
+            </wp:cNvGraphicFramePr>
+            <a:graphic xmlns:a="http://schemas.openxmlformats.org/drawingml/2006/main">
+              <a:graphicData uri="http://schemas.openxmlformats.org/drawingml/2006/picture">
+                <pic:pic xmlns:pic="http://schemas.openxmlformats.org/drawingml/2006/picture">
+                  <pic:nvPicPr>
+                    <pic:cNvPr id="0" name=""/>
+                    <pic:cNvPicPr/>
+                  </pic:nvPicPr>
+                  <pic:blipFill>
+                    <a:blip r:embed="rId35"/>
+                    <a:stretch>
+                      <a:fillRect/>
+                    </a:stretch>
+                  </pic:blipFill>
+                  <pic:spPr>
+                    <a:xfrm>
+                      <a:off x="0" y="0"/>
+                      <a:ext cx="5943600" cy="4032885"/>
+                    </a:xfrm>
+                    <a:prstGeom prst="rect">
+                      <a:avLst/>
+                    </a:prstGeom>
+                    <a:ln w="38100" cap="sq">
+                      <a:solidFill>
+                        <a:srgbClr val="000000"/>
+                      </a:solidFill>
+                      <a:prstDash val="solid"/>
+                      <a:miter lim="800000"/>
+                    </a:ln>
+                    <a:effectLst>
+                      <a:outerShdw blurRad="50800" dist="38100" dir="2700000" algn="tl" rotWithShape="0">
+                        <a:srgbClr val="000000">
+                          <a:alpha val="43000"/>
+                        </a:srgbClr>
+                      </a:outerShdw>
+                    </a:effectLst>
+                  </pic:spPr>
+                </pic:pic>
+              </a:graphicData>
+            </a:graphic>
+          </wp:inline>
+        </w:drawing>
+      </w:r>
+    </w:p>
+    <w:p/>
+    <w:p/>
+    <w:p/>
+    <w:p/>
+    <w:p/>
+    <w:p/>
+    <w:p/>
+    <w:p/>
+    <w:p/>
+    <w:p/>
+    <w:p>
+      <w:r>
+        <w:rPr>
+          <w:sz w:val="40"/>
+          <w:szCs w:val="40"/>
+          <w:highlight w:val="yellow"/>
+        </w:rPr>
+        <w:lastRenderedPageBreak/>
+        <w:t>POST Request</w:t>
+      </w:r>
+      <w:r>
+        <w:t>:</w:t>
+      </w:r>
+    </w:p>
+    <w:p>
+      <w:bookmarkStart w:id="0" w:name="_GoBack"/>
+      <w:r>
+        <w:rPr>
+          <w:noProof/>
+        </w:rPr>
+        <w:drawing>
+          <wp:inline distT="0" distB="0" distL="0" distR="0" wp14:anchorId="759D661F" wp14:editId="361F56FC">
+            <wp:extent cx="5943600" cy="3638550"/>
+            <wp:effectExtent l="76200" t="76200" r="114300" b="114300"/>
+            <wp:docPr id="29" name="Picture 29"/>
+            <wp:cNvGraphicFramePr>
+              <a:graphicFrameLocks xmlns:a="http://schemas.openxmlformats.org/drawingml/2006/main" noChangeAspect="1"/>
+            </wp:cNvGraphicFramePr>
+            <a:graphic xmlns:a="http://schemas.openxmlformats.org/drawingml/2006/main">
+              <a:graphicData uri="http://schemas.openxmlformats.org/drawingml/2006/picture">
+                <pic:pic xmlns:pic="http://schemas.openxmlformats.org/drawingml/2006/picture">
+                  <pic:nvPicPr>
+                    <pic:cNvPr id="0" name=""/>
+                    <pic:cNvPicPr/>
+                  </pic:nvPicPr>
+                  <pic:blipFill>
+                    <a:blip r:embed="rId36"/>
+                    <a:stretch>
+                      <a:fillRect/>
+                    </a:stretch>
+                  </pic:blipFill>
+                  <pic:spPr>
+                    <a:xfrm>
+                      <a:off x="0" y="0"/>
+                      <a:ext cx="5943600" cy="3638550"/>
                     </a:xfrm>
                     <a:prstGeom prst="rect">
                       <a:avLst/>
@@ -3221,7 +3382,7 @@
 </file>
 
 <file path=customXml/itemProps1.xml><?xml version="1.0" encoding="utf-8"?>
-<ds:datastoreItem xmlns:ds="http://schemas.openxmlformats.org/officeDocument/2006/customXml" ds:itemID="{8672C9AE-C71B-49DE-8AC3-AC745D703338}">
+<ds:datastoreItem xmlns:ds="http://schemas.openxmlformats.org/officeDocument/2006/customXml" ds:itemID="{BBFC8CEE-37B6-4949-82A2-05202EC39780}">
   <ds:schemaRefs>
     <ds:schemaRef ds:uri="http://schemas.openxmlformats.org/officeDocument/2006/bibliography"/>
   </ds:schemaRefs>
